--- a/WebApi/WebApi/wwwroot/documents/demo.docx
+++ b/WebApi/WebApi/wwwroot/documents/demo.docx
@@ -41,6 +41,11 @@
           <w:lang w:val="en-US"/>
         </w:rPr>
       </w:r>
+      <w:r>
+        <w:rPr>
+          <w:lang w:val="en-US"/>
+        </w:rPr>
+      </w:r>
     </w:p>
     <w:p>
       <w:pPr>
@@ -69,6 +74,11 @@
     </w:p>
     <w:p>
       <w:pPr>
+        <w:pStyle w:val="912"/>
+        <w:numPr>
+          <w:ilvl w:val="0"/>
+          <w:numId w:val="10"/>
+        </w:numPr>
         <w:pBdr/>
         <w:spacing/>
         <w:ind/>
@@ -80,7 +90,7 @@
         <w:rPr>
           <w:lang w:val="en-US"/>
         </w:rPr>
-        <w:t xml:space="preserve">TEST TEST TEST</w:t>
+        <w:t xml:space="preserve">TEST, 2.TEST</w:t>
       </w:r>
       <w:r>
         <w:rPr>
@@ -1385,6 +1395,135 @@
       <w:rPr>
         <w:rFonts w:cs="Times New Roman"/>
       </w:rPr>
+      <w:start w:val="1"/>
+      <w:suff w:val="tab"/>
+    </w:lvl>
+  </w:abstractNum>
+  <w:abstractNum w:abstractNumId="9">
+    <w:nsid w:val="68AB547D"/>
+    <w:lvl w:ilvl="0">
+      <w:isLgl w:val="false"/>
+      <w:lvlJc w:val="left"/>
+      <w:lvlText w:val="%1."/>
+      <w:numFmt w:val="decimal"/>
+      <w:pPr>
+        <w:pBdr/>
+        <w:spacing/>
+        <w:ind w:hanging="360" w:left="709"/>
+      </w:pPr>
+      <w:rPr/>
+      <w:start w:val="1"/>
+      <w:suff w:val="tab"/>
+    </w:lvl>
+    <w:lvl w:ilvl="1">
+      <w:isLgl w:val="false"/>
+      <w:lvlJc w:val="left"/>
+      <w:lvlText w:val="%2."/>
+      <w:numFmt w:val="lowerLetter"/>
+      <w:pPr>
+        <w:pBdr/>
+        <w:spacing/>
+        <w:ind w:hanging="360" w:left="1429"/>
+      </w:pPr>
+      <w:rPr/>
+      <w:start w:val="1"/>
+      <w:suff w:val="tab"/>
+    </w:lvl>
+    <w:lvl w:ilvl="2">
+      <w:isLgl w:val="false"/>
+      <w:lvlJc w:val="right"/>
+      <w:lvlText w:val="%3."/>
+      <w:numFmt w:val="lowerRoman"/>
+      <w:pPr>
+        <w:pBdr/>
+        <w:spacing/>
+        <w:ind w:hanging="180" w:left="2149"/>
+      </w:pPr>
+      <w:rPr/>
+      <w:start w:val="1"/>
+      <w:suff w:val="tab"/>
+    </w:lvl>
+    <w:lvl w:ilvl="3">
+      <w:isLgl w:val="false"/>
+      <w:lvlJc w:val="left"/>
+      <w:lvlText w:val="%4."/>
+      <w:numFmt w:val="decimal"/>
+      <w:pPr>
+        <w:pBdr/>
+        <w:spacing/>
+        <w:ind w:hanging="360" w:left="2869"/>
+      </w:pPr>
+      <w:rPr/>
+      <w:start w:val="1"/>
+      <w:suff w:val="tab"/>
+    </w:lvl>
+    <w:lvl w:ilvl="4">
+      <w:isLgl w:val="false"/>
+      <w:lvlJc w:val="left"/>
+      <w:lvlText w:val="%5."/>
+      <w:numFmt w:val="lowerLetter"/>
+      <w:pPr>
+        <w:pBdr/>
+        <w:spacing/>
+        <w:ind w:hanging="360" w:left="3589"/>
+      </w:pPr>
+      <w:rPr/>
+      <w:start w:val="1"/>
+      <w:suff w:val="tab"/>
+    </w:lvl>
+    <w:lvl w:ilvl="5">
+      <w:isLgl w:val="false"/>
+      <w:lvlJc w:val="right"/>
+      <w:lvlText w:val="%6."/>
+      <w:numFmt w:val="lowerRoman"/>
+      <w:pPr>
+        <w:pBdr/>
+        <w:spacing/>
+        <w:ind w:hanging="180" w:left="4309"/>
+      </w:pPr>
+      <w:rPr/>
+      <w:start w:val="1"/>
+      <w:suff w:val="tab"/>
+    </w:lvl>
+    <w:lvl w:ilvl="6">
+      <w:isLgl w:val="false"/>
+      <w:lvlJc w:val="left"/>
+      <w:lvlText w:val="%7."/>
+      <w:numFmt w:val="decimal"/>
+      <w:pPr>
+        <w:pBdr/>
+        <w:spacing/>
+        <w:ind w:hanging="360" w:left="5029"/>
+      </w:pPr>
+      <w:rPr/>
+      <w:start w:val="1"/>
+      <w:suff w:val="tab"/>
+    </w:lvl>
+    <w:lvl w:ilvl="7">
+      <w:isLgl w:val="false"/>
+      <w:lvlJc w:val="left"/>
+      <w:lvlText w:val="%8."/>
+      <w:numFmt w:val="lowerLetter"/>
+      <w:pPr>
+        <w:pBdr/>
+        <w:spacing/>
+        <w:ind w:hanging="360" w:left="5749"/>
+      </w:pPr>
+      <w:rPr/>
+      <w:start w:val="1"/>
+      <w:suff w:val="tab"/>
+    </w:lvl>
+    <w:lvl w:ilvl="8">
+      <w:isLgl w:val="false"/>
+      <w:lvlJc w:val="right"/>
+      <w:lvlText w:val="%9."/>
+      <w:numFmt w:val="lowerRoman"/>
+      <w:pPr>
+        <w:pBdr/>
+        <w:spacing/>
+        <w:ind w:hanging="180" w:left="6469"/>
+      </w:pPr>
+      <w:rPr/>
       <w:start w:val="1"/>
       <w:suff w:val="tab"/>
     </w:lvl>
@@ -1442,6 +1581,9 @@
   </w:num>
   <w:num w:numId="9">
     <w:abstractNumId w:val="2"/>
+  </w:num>
+  <w:num w:numId="10">
+    <w:abstractNumId w:val="9"/>
   </w:num>
 </w:numbering>
 </file>

--- a/WebApi/WebApi/wwwroot/documents/demo.docx
+++ b/WebApi/WebApi/wwwroot/documents/demo.docx
@@ -4,7 +4,7 @@
   <w:body>
     <w:p>
       <w:pPr>
-        <w:pStyle w:val="844"/>
+        <w:pStyle w:val="846"/>
         <w:pBdr/>
         <w:spacing/>
         <w:ind/>
@@ -74,7 +74,7 @@
     </w:p>
     <w:p>
       <w:pPr>
-        <w:pStyle w:val="912"/>
+        <w:pStyle w:val="914"/>
         <w:numPr>
           <w:ilvl w:val="0"/>
           <w:numId w:val="10"/>
@@ -91,6 +91,23 @@
           <w:lang w:val="en-US"/>
         </w:rPr>
         <w:t xml:space="preserve">TEST, 2.TEST</w:t>
+      </w:r>
+      <w:r>
+        <w:rPr>
+          <w:lang w:val="en-US"/>
+        </w:rPr>
+        <w:t xml:space="preserve"> gfdfg dfg dfgf</w:t>
+      </w:r>
+      <w:r>
+        <w:rPr>
+          <w:lang w:val="en-US"/>
+        </w:rPr>
+        <w:t xml:space="preserve"> sdf sdf sdffsddvsvsdvf hefjh awkefh awefb sb sbsb bs bbd  dfdb</w:t>
+      </w:r>
+      <w:r>
+        <w:rPr>
+          <w:lang w:val="en-US"/>
+        </w:rPr>
       </w:r>
       <w:r>
         <w:rPr>
@@ -1746,9 +1763,9 @@
     <w:lsdException w:name="Bibliography" w:uiPriority="37"/>
     <w:lsdException w:name="TOC Heading" w:uiPriority="39" w:qFormat="1"/>
   </w:latentStyles>
-  <w:style w:type="table" w:styleId="719">
+  <w:style w:type="table" w:styleId="721">
     <w:name w:val="Table Grid Light"/>
-    <w:basedOn w:val="904"/>
+    <w:basedOn w:val="906"/>
     <w:uiPriority w:val="59"/>
     <w:pPr>
       <w:pBdr/>
@@ -1945,9 +1962,9 @@
       </w:tcPr>
     </w:tblStylePr>
   </w:style>
-  <w:style w:type="table" w:styleId="720">
+  <w:style w:type="table" w:styleId="722">
     <w:name w:val="Plain Table 1"/>
-    <w:basedOn w:val="904"/>
+    <w:basedOn w:val="906"/>
     <w:uiPriority w:val="59"/>
     <w:pPr>
       <w:pBdr/>
@@ -2170,9 +2187,9 @@
       </w:tcPr>
     </w:tblStylePr>
   </w:style>
-  <w:style w:type="table" w:styleId="721">
+  <w:style w:type="table" w:styleId="723">
     <w:name w:val="Plain Table 2"/>
-    <w:basedOn w:val="904"/>
+    <w:basedOn w:val="906"/>
     <w:uiPriority w:val="59"/>
     <w:pPr>
       <w:pBdr/>
@@ -2403,9 +2420,9 @@
       </w:tcPr>
     </w:tblStylePr>
   </w:style>
-  <w:style w:type="table" w:styleId="722">
+  <w:style w:type="table" w:styleId="724">
     <w:name w:val="Plain Table 3"/>
-    <w:basedOn w:val="904"/>
+    <w:basedOn w:val="906"/>
     <w:uiPriority w:val="99"/>
     <w:pPr>
       <w:pBdr/>
@@ -2633,9 +2650,9 @@
       </w:tcPr>
     </w:tblStylePr>
   </w:style>
-  <w:style w:type="table" w:styleId="723">
+  <w:style w:type="table" w:styleId="725">
     <w:name w:val="Plain Table 4"/>
-    <w:basedOn w:val="904"/>
+    <w:basedOn w:val="906"/>
     <w:uiPriority w:val="99"/>
     <w:pPr>
       <w:pBdr/>
@@ -2849,9 +2866,9 @@
       </w:tcPr>
     </w:tblStylePr>
   </w:style>
-  <w:style w:type="table" w:styleId="724">
+  <w:style w:type="table" w:styleId="726">
     <w:name w:val="Plain Table 5"/>
-    <w:basedOn w:val="904"/>
+    <w:basedOn w:val="906"/>
     <w:uiPriority w:val="99"/>
     <w:pPr>
       <w:pBdr/>
@@ -3082,9 +3099,9 @@
       </w:tcPr>
     </w:tblStylePr>
   </w:style>
-  <w:style w:type="table" w:styleId="725">
+  <w:style w:type="table" w:styleId="727">
     <w:name w:val="Grid Table 1 Light"/>
-    <w:basedOn w:val="904"/>
+    <w:basedOn w:val="906"/>
     <w:uiPriority w:val="99"/>
     <w:pPr>
       <w:pBdr/>
@@ -3305,9 +3322,9 @@
       </w:tcPr>
     </w:tblStylePr>
   </w:style>
-  <w:style w:type="table" w:styleId="726">
+  <w:style w:type="table" w:styleId="728">
     <w:name w:val="Grid Table 1 Light - Accent 1"/>
-    <w:basedOn w:val="904"/>
+    <w:basedOn w:val="906"/>
     <w:uiPriority w:val="99"/>
     <w:pPr>
       <w:pBdr/>
@@ -3528,9 +3545,9 @@
       </w:tcPr>
     </w:tblStylePr>
   </w:style>
-  <w:style w:type="table" w:styleId="727">
+  <w:style w:type="table" w:styleId="729">
     <w:name w:val="Grid Table 1 Light - Accent 2"/>
-    <w:basedOn w:val="904"/>
+    <w:basedOn w:val="906"/>
     <w:uiPriority w:val="99"/>
     <w:pPr>
       <w:pBdr/>
@@ -3751,9 +3768,9 @@
       </w:tcPr>
     </w:tblStylePr>
   </w:style>
-  <w:style w:type="table" w:styleId="728">
+  <w:style w:type="table" w:styleId="730">
     <w:name w:val="Grid Table 1 Light - Accent 3"/>
-    <w:basedOn w:val="904"/>
+    <w:basedOn w:val="906"/>
     <w:uiPriority w:val="99"/>
     <w:pPr>
       <w:pBdr/>
@@ -3974,9 +3991,9 @@
       </w:tcPr>
     </w:tblStylePr>
   </w:style>
-  <w:style w:type="table" w:styleId="729">
+  <w:style w:type="table" w:styleId="731">
     <w:name w:val="Grid Table 1 Light - Accent 4"/>
-    <w:basedOn w:val="904"/>
+    <w:basedOn w:val="906"/>
     <w:uiPriority w:val="99"/>
     <w:pPr>
       <w:pBdr/>
@@ -4197,9 +4214,9 @@
       </w:tcPr>
     </w:tblStylePr>
   </w:style>
-  <w:style w:type="table" w:styleId="730">
+  <w:style w:type="table" w:styleId="732">
     <w:name w:val="Grid Table 1 Light - Accent 5"/>
-    <w:basedOn w:val="904"/>
+    <w:basedOn w:val="906"/>
     <w:uiPriority w:val="99"/>
     <w:pPr>
       <w:pBdr/>
@@ -4420,9 +4437,9 @@
       </w:tcPr>
     </w:tblStylePr>
   </w:style>
-  <w:style w:type="table" w:styleId="731">
+  <w:style w:type="table" w:styleId="733">
     <w:name w:val="Grid Table 1 Light - Accent 6"/>
-    <w:basedOn w:val="904"/>
+    <w:basedOn w:val="906"/>
     <w:uiPriority w:val="99"/>
     <w:pPr>
       <w:pBdr/>
@@ -4643,9 +4660,9 @@
       </w:tcPr>
     </w:tblStylePr>
   </w:style>
-  <w:style w:type="table" w:styleId="732">
+  <w:style w:type="table" w:styleId="734">
     <w:name w:val="Grid Table 2"/>
-    <w:basedOn w:val="904"/>
+    <w:basedOn w:val="906"/>
     <w:uiPriority w:val="99"/>
     <w:pPr>
       <w:pBdr/>
@@ -4875,9 +4892,9 @@
       </w:tcPr>
     </w:tblStylePr>
   </w:style>
-  <w:style w:type="table" w:styleId="733">
+  <w:style w:type="table" w:styleId="735">
     <w:name w:val="Grid Table 2 - Accent 1"/>
-    <w:basedOn w:val="904"/>
+    <w:basedOn w:val="906"/>
     <w:uiPriority w:val="99"/>
     <w:pPr>
       <w:pBdr/>
@@ -5107,9 +5124,9 @@
       </w:tcPr>
     </w:tblStylePr>
   </w:style>
-  <w:style w:type="table" w:styleId="734">
+  <w:style w:type="table" w:styleId="736">
     <w:name w:val="Grid Table 2 - Accent 2"/>
-    <w:basedOn w:val="904"/>
+    <w:basedOn w:val="906"/>
     <w:uiPriority w:val="99"/>
     <w:pPr>
       <w:pBdr/>
@@ -5339,9 +5356,9 @@
       </w:tcPr>
     </w:tblStylePr>
   </w:style>
-  <w:style w:type="table" w:styleId="735">
+  <w:style w:type="table" w:styleId="737">
     <w:name w:val="Grid Table 2 - Accent 3"/>
-    <w:basedOn w:val="904"/>
+    <w:basedOn w:val="906"/>
     <w:uiPriority w:val="99"/>
     <w:pPr>
       <w:pBdr/>
@@ -5571,9 +5588,9 @@
       </w:tcPr>
     </w:tblStylePr>
   </w:style>
-  <w:style w:type="table" w:styleId="736">
+  <w:style w:type="table" w:styleId="738">
     <w:name w:val="Grid Table 2 - Accent 4"/>
-    <w:basedOn w:val="904"/>
+    <w:basedOn w:val="906"/>
     <w:uiPriority w:val="99"/>
     <w:pPr>
       <w:pBdr/>
@@ -5803,9 +5820,9 @@
       </w:tcPr>
     </w:tblStylePr>
   </w:style>
-  <w:style w:type="table" w:styleId="737">
+  <w:style w:type="table" w:styleId="739">
     <w:name w:val="Grid Table 2 - Accent 5"/>
-    <w:basedOn w:val="904"/>
+    <w:basedOn w:val="906"/>
     <w:uiPriority w:val="99"/>
     <w:pPr>
       <w:pBdr/>
@@ -6035,9 +6052,9 @@
       </w:tcPr>
     </w:tblStylePr>
   </w:style>
-  <w:style w:type="table" w:styleId="738">
+  <w:style w:type="table" w:styleId="740">
     <w:name w:val="Grid Table 2 - Accent 6"/>
-    <w:basedOn w:val="904"/>
+    <w:basedOn w:val="906"/>
     <w:uiPriority w:val="99"/>
     <w:pPr>
       <w:pBdr/>
@@ -6267,9 +6284,9 @@
       </w:tcPr>
     </w:tblStylePr>
   </w:style>
-  <w:style w:type="table" w:styleId="739">
+  <w:style w:type="table" w:styleId="741">
     <w:name w:val="Grid Table 3"/>
-    <w:basedOn w:val="904"/>
+    <w:basedOn w:val="906"/>
     <w:uiPriority w:val="99"/>
     <w:pPr>
       <w:pBdr/>
@@ -6512,9 +6529,9 @@
       </w:tcPr>
     </w:tblStylePr>
   </w:style>
-  <w:style w:type="table" w:styleId="740">
+  <w:style w:type="table" w:styleId="742">
     <w:name w:val="Grid Table 3 - Accent 1"/>
-    <w:basedOn w:val="904"/>
+    <w:basedOn w:val="906"/>
     <w:uiPriority w:val="99"/>
     <w:pPr>
       <w:pBdr/>
@@ -6757,9 +6774,9 @@
       </w:tcPr>
     </w:tblStylePr>
   </w:style>
-  <w:style w:type="table" w:styleId="741">
+  <w:style w:type="table" w:styleId="743">
     <w:name w:val="Grid Table 3 - Accent 2"/>
-    <w:basedOn w:val="904"/>
+    <w:basedOn w:val="906"/>
     <w:uiPriority w:val="99"/>
     <w:pPr>
       <w:pBdr/>
@@ -7002,9 +7019,9 @@
       </w:tcPr>
     </w:tblStylePr>
   </w:style>
-  <w:style w:type="table" w:styleId="742">
+  <w:style w:type="table" w:styleId="744">
     <w:name w:val="Grid Table 3 - Accent 3"/>
-    <w:basedOn w:val="904"/>
+    <w:basedOn w:val="906"/>
     <w:uiPriority w:val="99"/>
     <w:pPr>
       <w:pBdr/>
@@ -7247,9 +7264,9 @@
       </w:tcPr>
     </w:tblStylePr>
   </w:style>
-  <w:style w:type="table" w:styleId="743">
+  <w:style w:type="table" w:styleId="745">
     <w:name w:val="Grid Table 3 - Accent 4"/>
-    <w:basedOn w:val="904"/>
+    <w:basedOn w:val="906"/>
     <w:uiPriority w:val="99"/>
     <w:pPr>
       <w:pBdr/>
@@ -7492,9 +7509,9 @@
       </w:tcPr>
     </w:tblStylePr>
   </w:style>
-  <w:style w:type="table" w:styleId="744">
+  <w:style w:type="table" w:styleId="746">
     <w:name w:val="Grid Table 3 - Accent 5"/>
-    <w:basedOn w:val="904"/>
+    <w:basedOn w:val="906"/>
     <w:uiPriority w:val="99"/>
     <w:pPr>
       <w:pBdr/>
@@ -7737,9 +7754,9 @@
       </w:tcPr>
     </w:tblStylePr>
   </w:style>
-  <w:style w:type="table" w:styleId="745">
+  <w:style w:type="table" w:styleId="747">
     <w:name w:val="Grid Table 3 - Accent 6"/>
-    <w:basedOn w:val="904"/>
+    <w:basedOn w:val="906"/>
     <w:uiPriority w:val="99"/>
     <w:pPr>
       <w:pBdr/>
@@ -7982,9 +7999,9 @@
       </w:tcPr>
     </w:tblStylePr>
   </w:style>
-  <w:style w:type="table" w:styleId="746">
+  <w:style w:type="table" w:styleId="748">
     <w:name w:val="Grid Table 4"/>
-    <w:basedOn w:val="904"/>
+    <w:basedOn w:val="906"/>
     <w:uiPriority w:val="59"/>
     <w:pPr>
       <w:pBdr/>
@@ -8215,9 +8232,9 @@
       </w:tcPr>
     </w:tblStylePr>
   </w:style>
-  <w:style w:type="table" w:styleId="747">
+  <w:style w:type="table" w:styleId="749">
     <w:name w:val="Grid Table 4 - Accent 1"/>
-    <w:basedOn w:val="904"/>
+    <w:basedOn w:val="906"/>
     <w:uiPriority w:val="59"/>
     <w:pPr>
       <w:pBdr/>
@@ -8448,9 +8465,9 @@
       </w:tcPr>
     </w:tblStylePr>
   </w:style>
-  <w:style w:type="table" w:styleId="748">
+  <w:style w:type="table" w:styleId="750">
     <w:name w:val="Grid Table 4 - Accent 2"/>
-    <w:basedOn w:val="904"/>
+    <w:basedOn w:val="906"/>
     <w:uiPriority w:val="59"/>
     <w:pPr>
       <w:pBdr/>
@@ -8681,9 +8698,9 @@
       </w:tcPr>
     </w:tblStylePr>
   </w:style>
-  <w:style w:type="table" w:styleId="749">
+  <w:style w:type="table" w:styleId="751">
     <w:name w:val="Grid Table 4 - Accent 3"/>
-    <w:basedOn w:val="904"/>
+    <w:basedOn w:val="906"/>
     <w:uiPriority w:val="59"/>
     <w:pPr>
       <w:pBdr/>
@@ -8914,9 +8931,9 @@
       </w:tcPr>
     </w:tblStylePr>
   </w:style>
-  <w:style w:type="table" w:styleId="750">
+  <w:style w:type="table" w:styleId="752">
     <w:name w:val="Grid Table 4 - Accent 4"/>
-    <w:basedOn w:val="904"/>
+    <w:basedOn w:val="906"/>
     <w:uiPriority w:val="59"/>
     <w:pPr>
       <w:pBdr/>
@@ -9147,9 +9164,9 @@
       </w:tcPr>
     </w:tblStylePr>
   </w:style>
-  <w:style w:type="table" w:styleId="751">
+  <w:style w:type="table" w:styleId="753">
     <w:name w:val="Grid Table 4 - Accent 5"/>
-    <w:basedOn w:val="904"/>
+    <w:basedOn w:val="906"/>
     <w:uiPriority w:val="59"/>
     <w:pPr>
       <w:pBdr/>
@@ -9380,9 +9397,9 @@
       </w:tcPr>
     </w:tblStylePr>
   </w:style>
-  <w:style w:type="table" w:styleId="752">
+  <w:style w:type="table" w:styleId="754">
     <w:name w:val="Grid Table 4 - Accent 6"/>
-    <w:basedOn w:val="904"/>
+    <w:basedOn w:val="906"/>
     <w:uiPriority w:val="59"/>
     <w:pPr>
       <w:pBdr/>
@@ -9613,9 +9630,9 @@
       </w:tcPr>
     </w:tblStylePr>
   </w:style>
-  <w:style w:type="table" w:styleId="753">
+  <w:style w:type="table" w:styleId="755">
     <w:name w:val="Grid Table 5 Dark"/>
-    <w:basedOn w:val="904"/>
+    <w:basedOn w:val="906"/>
     <w:uiPriority w:val="99"/>
     <w:pPr>
       <w:pBdr/>
@@ -9841,9 +9858,9 @@
       </w:tcPr>
     </w:tblStylePr>
   </w:style>
-  <w:style w:type="table" w:styleId="754">
+  <w:style w:type="table" w:styleId="756">
     <w:name w:val="Grid Table 5 Dark- Accent 1"/>
-    <w:basedOn w:val="904"/>
+    <w:basedOn w:val="906"/>
     <w:uiPriority w:val="99"/>
     <w:pPr>
       <w:pBdr/>
@@ -10069,9 +10086,9 @@
       </w:tcPr>
     </w:tblStylePr>
   </w:style>
-  <w:style w:type="table" w:styleId="755">
+  <w:style w:type="table" w:styleId="757">
     <w:name w:val="Grid Table 5 Dark - Accent 2"/>
-    <w:basedOn w:val="904"/>
+    <w:basedOn w:val="906"/>
     <w:uiPriority w:val="99"/>
     <w:pPr>
       <w:pBdr/>
@@ -10297,9 +10314,9 @@
       </w:tcPr>
     </w:tblStylePr>
   </w:style>
-  <w:style w:type="table" w:styleId="756">
+  <w:style w:type="table" w:styleId="758">
     <w:name w:val="Grid Table 5 Dark - Accent 3"/>
-    <w:basedOn w:val="904"/>
+    <w:basedOn w:val="906"/>
     <w:uiPriority w:val="99"/>
     <w:pPr>
       <w:pBdr/>
@@ -10525,9 +10542,9 @@
       </w:tcPr>
     </w:tblStylePr>
   </w:style>
-  <w:style w:type="table" w:styleId="757">
+  <w:style w:type="table" w:styleId="759">
     <w:name w:val="Grid Table 5 Dark- Accent 4"/>
-    <w:basedOn w:val="904"/>
+    <w:basedOn w:val="906"/>
     <w:uiPriority w:val="99"/>
     <w:pPr>
       <w:pBdr/>
@@ -10753,9 +10770,9 @@
       </w:tcPr>
     </w:tblStylePr>
   </w:style>
-  <w:style w:type="table" w:styleId="758">
+  <w:style w:type="table" w:styleId="760">
     <w:name w:val="Grid Table 5 Dark - Accent 5"/>
-    <w:basedOn w:val="904"/>
+    <w:basedOn w:val="906"/>
     <w:uiPriority w:val="99"/>
     <w:pPr>
       <w:pBdr/>
@@ -10981,9 +10998,9 @@
       </w:tcPr>
     </w:tblStylePr>
   </w:style>
-  <w:style w:type="table" w:styleId="759">
+  <w:style w:type="table" w:styleId="761">
     <w:name w:val="Grid Table 5 Dark - Accent 6"/>
-    <w:basedOn w:val="904"/>
+    <w:basedOn w:val="906"/>
     <w:uiPriority w:val="99"/>
     <w:pPr>
       <w:pBdr/>
@@ -11209,9 +11226,9 @@
       </w:tcPr>
     </w:tblStylePr>
   </w:style>
-  <w:style w:type="table" w:styleId="760">
+  <w:style w:type="table" w:styleId="762">
     <w:name w:val="Grid Table 6 Colorful"/>
-    <w:basedOn w:val="904"/>
+    <w:basedOn w:val="906"/>
     <w:uiPriority w:val="99"/>
     <w:pPr>
       <w:pBdr/>
@@ -11439,9 +11456,9 @@
       </w:tcPr>
     </w:tblStylePr>
   </w:style>
-  <w:style w:type="table" w:styleId="761">
+  <w:style w:type="table" w:styleId="763">
     <w:name w:val="Grid Table 6 Colorful - Accent 1"/>
-    <w:basedOn w:val="904"/>
+    <w:basedOn w:val="906"/>
     <w:uiPriority w:val="99"/>
     <w:pPr>
       <w:pBdr/>
@@ -11669,9 +11686,9 @@
       </w:tcPr>
     </w:tblStylePr>
   </w:style>
-  <w:style w:type="table" w:styleId="762">
+  <w:style w:type="table" w:styleId="764">
     <w:name w:val="Grid Table 6 Colorful - Accent 2"/>
-    <w:basedOn w:val="904"/>
+    <w:basedOn w:val="906"/>
     <w:uiPriority w:val="99"/>
     <w:pPr>
       <w:pBdr/>
@@ -11899,9 +11916,9 @@
       </w:tcPr>
     </w:tblStylePr>
   </w:style>
-  <w:style w:type="table" w:styleId="763">
+  <w:style w:type="table" w:styleId="765">
     <w:name w:val="Grid Table 6 Colorful - Accent 3"/>
-    <w:basedOn w:val="904"/>
+    <w:basedOn w:val="906"/>
     <w:uiPriority w:val="99"/>
     <w:pPr>
       <w:pBdr/>
@@ -12129,9 +12146,9 @@
       </w:tcPr>
     </w:tblStylePr>
   </w:style>
-  <w:style w:type="table" w:styleId="764">
+  <w:style w:type="table" w:styleId="766">
     <w:name w:val="Grid Table 6 Colorful - Accent 4"/>
-    <w:basedOn w:val="904"/>
+    <w:basedOn w:val="906"/>
     <w:uiPriority w:val="99"/>
     <w:pPr>
       <w:pBdr/>
@@ -12359,9 +12376,9 @@
       </w:tcPr>
     </w:tblStylePr>
   </w:style>
-  <w:style w:type="table" w:styleId="765">
+  <w:style w:type="table" w:styleId="767">
     <w:name w:val="Grid Table 6 Colorful - Accent 5"/>
-    <w:basedOn w:val="904"/>
+    <w:basedOn w:val="906"/>
     <w:uiPriority w:val="99"/>
     <w:pPr>
       <w:pBdr/>
@@ -12589,9 +12606,9 @@
       </w:tcPr>
     </w:tblStylePr>
   </w:style>
-  <w:style w:type="table" w:styleId="766">
+  <w:style w:type="table" w:styleId="768">
     <w:name w:val="Grid Table 6 Colorful - Accent 6"/>
-    <w:basedOn w:val="904"/>
+    <w:basedOn w:val="906"/>
     <w:uiPriority w:val="99"/>
     <w:pPr>
       <w:pBdr/>
@@ -12819,9 +12836,9 @@
       </w:tcPr>
     </w:tblStylePr>
   </w:style>
-  <w:style w:type="table" w:styleId="767">
+  <w:style w:type="table" w:styleId="769">
     <w:name w:val="Grid Table 7 Colorful"/>
-    <w:basedOn w:val="904"/>
+    <w:basedOn w:val="906"/>
     <w:uiPriority w:val="99"/>
     <w:pPr>
       <w:pBdr/>
@@ -13073,9 +13090,9 @@
       </w:tcPr>
     </w:tblStylePr>
   </w:style>
-  <w:style w:type="table" w:styleId="768">
+  <w:style w:type="table" w:styleId="770">
     <w:name w:val="Grid Table 7 Colorful - Accent 1"/>
-    <w:basedOn w:val="904"/>
+    <w:basedOn w:val="906"/>
     <w:uiPriority w:val="99"/>
     <w:pPr>
       <w:pBdr/>
@@ -13327,9 +13344,9 @@
       </w:tcPr>
     </w:tblStylePr>
   </w:style>
-  <w:style w:type="table" w:styleId="769">
+  <w:style w:type="table" w:styleId="771">
     <w:name w:val="Grid Table 7 Colorful - Accent 2"/>
-    <w:basedOn w:val="904"/>
+    <w:basedOn w:val="906"/>
     <w:uiPriority w:val="99"/>
     <w:pPr>
       <w:pBdr/>
@@ -13581,9 +13598,9 @@
       </w:tcPr>
     </w:tblStylePr>
   </w:style>
-  <w:style w:type="table" w:styleId="770">
+  <w:style w:type="table" w:styleId="772">
     <w:name w:val="Grid Table 7 Colorful - Accent 3"/>
-    <w:basedOn w:val="904"/>
+    <w:basedOn w:val="906"/>
     <w:uiPriority w:val="99"/>
     <w:pPr>
       <w:pBdr/>
@@ -13835,9 +13852,9 @@
       </w:tcPr>
     </w:tblStylePr>
   </w:style>
-  <w:style w:type="table" w:styleId="771">
+  <w:style w:type="table" w:styleId="773">
     <w:name w:val="Grid Table 7 Colorful - Accent 4"/>
-    <w:basedOn w:val="904"/>
+    <w:basedOn w:val="906"/>
     <w:uiPriority w:val="99"/>
     <w:pPr>
       <w:pBdr/>
@@ -14089,9 +14106,9 @@
       </w:tcPr>
     </w:tblStylePr>
   </w:style>
-  <w:style w:type="table" w:styleId="772">
+  <w:style w:type="table" w:styleId="774">
     <w:name w:val="Grid Table 7 Colorful - Accent 5"/>
-    <w:basedOn w:val="904"/>
+    <w:basedOn w:val="906"/>
     <w:uiPriority w:val="99"/>
     <w:pPr>
       <w:pBdr/>
@@ -14343,9 +14360,9 @@
       </w:tcPr>
     </w:tblStylePr>
   </w:style>
-  <w:style w:type="table" w:styleId="773">
+  <w:style w:type="table" w:styleId="775">
     <w:name w:val="Grid Table 7 Colorful - Accent 6"/>
-    <w:basedOn w:val="904"/>
+    <w:basedOn w:val="906"/>
     <w:uiPriority w:val="99"/>
     <w:pPr>
       <w:pBdr/>
@@ -14597,9 +14614,9 @@
       </w:tcPr>
     </w:tblStylePr>
   </w:style>
-  <w:style w:type="table" w:styleId="774">
+  <w:style w:type="table" w:styleId="776">
     <w:name w:val="List Table 1 Light"/>
-    <w:basedOn w:val="904"/>
+    <w:basedOn w:val="906"/>
     <w:uiPriority w:val="99"/>
     <w:pPr>
       <w:pBdr/>
@@ -14813,9 +14830,9 @@
       </w:tcPr>
     </w:tblStylePr>
   </w:style>
-  <w:style w:type="table" w:styleId="775">
+  <w:style w:type="table" w:styleId="777">
     <w:name w:val="List Table 1 Light - Accent 1"/>
-    <w:basedOn w:val="904"/>
+    <w:basedOn w:val="906"/>
     <w:uiPriority w:val="99"/>
     <w:pPr>
       <w:pBdr/>
@@ -15029,9 +15046,9 @@
       </w:tcPr>
     </w:tblStylePr>
   </w:style>
-  <w:style w:type="table" w:styleId="776">
+  <w:style w:type="table" w:styleId="778">
     <w:name w:val="List Table 1 Light - Accent 2"/>
-    <w:basedOn w:val="904"/>
+    <w:basedOn w:val="906"/>
     <w:uiPriority w:val="99"/>
     <w:pPr>
       <w:pBdr/>
@@ -15245,9 +15262,9 @@
       </w:tcPr>
     </w:tblStylePr>
   </w:style>
-  <w:style w:type="table" w:styleId="777">
+  <w:style w:type="table" w:styleId="779">
     <w:name w:val="List Table 1 Light - Accent 3"/>
-    <w:basedOn w:val="904"/>
+    <w:basedOn w:val="906"/>
     <w:uiPriority w:val="99"/>
     <w:pPr>
       <w:pBdr/>
@@ -15461,9 +15478,9 @@
       </w:tcPr>
     </w:tblStylePr>
   </w:style>
-  <w:style w:type="table" w:styleId="778">
+  <w:style w:type="table" w:styleId="780">
     <w:name w:val="List Table 1 Light - Accent 4"/>
-    <w:basedOn w:val="904"/>
+    <w:basedOn w:val="906"/>
     <w:uiPriority w:val="99"/>
     <w:pPr>
       <w:pBdr/>
@@ -15677,9 +15694,9 @@
       </w:tcPr>
     </w:tblStylePr>
   </w:style>
-  <w:style w:type="table" w:styleId="779">
+  <w:style w:type="table" w:styleId="781">
     <w:name w:val="List Table 1 Light - Accent 5"/>
-    <w:basedOn w:val="904"/>
+    <w:basedOn w:val="906"/>
     <w:uiPriority w:val="99"/>
     <w:pPr>
       <w:pBdr/>
@@ -15893,9 +15910,9 @@
       </w:tcPr>
     </w:tblStylePr>
   </w:style>
-  <w:style w:type="table" w:styleId="780">
+  <w:style w:type="table" w:styleId="782">
     <w:name w:val="List Table 1 Light - Accent 6"/>
-    <w:basedOn w:val="904"/>
+    <w:basedOn w:val="906"/>
     <w:uiPriority w:val="99"/>
     <w:pPr>
       <w:pBdr/>
@@ -16109,9 +16126,9 @@
       </w:tcPr>
     </w:tblStylePr>
   </w:style>
-  <w:style w:type="table" w:styleId="781">
+  <w:style w:type="table" w:styleId="783">
     <w:name w:val="List Table 2"/>
-    <w:basedOn w:val="904"/>
+    <w:basedOn w:val="906"/>
     <w:uiPriority w:val="99"/>
     <w:pPr>
       <w:pBdr/>
@@ -16347,9 +16364,9 @@
       </w:tcPr>
     </w:tblStylePr>
   </w:style>
-  <w:style w:type="table" w:styleId="782">
+  <w:style w:type="table" w:styleId="784">
     <w:name w:val="List Table 2 - Accent 1"/>
-    <w:basedOn w:val="904"/>
+    <w:basedOn w:val="906"/>
     <w:uiPriority w:val="99"/>
     <w:pPr>
       <w:pBdr/>
@@ -16585,9 +16602,9 @@
       </w:tcPr>
     </w:tblStylePr>
   </w:style>
-  <w:style w:type="table" w:styleId="783">
+  <w:style w:type="table" w:styleId="785">
     <w:name w:val="List Table 2 - Accent 2"/>
-    <w:basedOn w:val="904"/>
+    <w:basedOn w:val="906"/>
     <w:uiPriority w:val="99"/>
     <w:pPr>
       <w:pBdr/>
@@ -16823,9 +16840,9 @@
       </w:tcPr>
     </w:tblStylePr>
   </w:style>
-  <w:style w:type="table" w:styleId="784">
+  <w:style w:type="table" w:styleId="786">
     <w:name w:val="List Table 2 - Accent 3"/>
-    <w:basedOn w:val="904"/>
+    <w:basedOn w:val="906"/>
     <w:uiPriority w:val="99"/>
     <w:pPr>
       <w:pBdr/>
@@ -17061,9 +17078,9 @@
       </w:tcPr>
     </w:tblStylePr>
   </w:style>
-  <w:style w:type="table" w:styleId="785">
+  <w:style w:type="table" w:styleId="787">
     <w:name w:val="List Table 2 - Accent 4"/>
-    <w:basedOn w:val="904"/>
+    <w:basedOn w:val="906"/>
     <w:uiPriority w:val="99"/>
     <w:pPr>
       <w:pBdr/>
@@ -17299,9 +17316,9 @@
       </w:tcPr>
     </w:tblStylePr>
   </w:style>
-  <w:style w:type="table" w:styleId="786">
+  <w:style w:type="table" w:styleId="788">
     <w:name w:val="List Table 2 - Accent 5"/>
-    <w:basedOn w:val="904"/>
+    <w:basedOn w:val="906"/>
     <w:uiPriority w:val="99"/>
     <w:pPr>
       <w:pBdr/>
@@ -17537,9 +17554,9 @@
       </w:tcPr>
     </w:tblStylePr>
   </w:style>
-  <w:style w:type="table" w:styleId="787">
+  <w:style w:type="table" w:styleId="789">
     <w:name w:val="List Table 2 - Accent 6"/>
-    <w:basedOn w:val="904"/>
+    <w:basedOn w:val="906"/>
     <w:uiPriority w:val="99"/>
     <w:pPr>
       <w:pBdr/>
@@ -17775,9 +17792,9 @@
       </w:tcPr>
     </w:tblStylePr>
   </w:style>
-  <w:style w:type="table" w:styleId="788">
+  <w:style w:type="table" w:styleId="790">
     <w:name w:val="List Table 3"/>
-    <w:basedOn w:val="904"/>
+    <w:basedOn w:val="906"/>
     <w:uiPriority w:val="99"/>
     <w:pPr>
       <w:pBdr/>
@@ -18003,9 +18020,9 @@
       </w:tcPr>
     </w:tblStylePr>
   </w:style>
-  <w:style w:type="table" w:styleId="789">
+  <w:style w:type="table" w:styleId="791">
     <w:name w:val="List Table 3 - Accent 1"/>
-    <w:basedOn w:val="904"/>
+    <w:basedOn w:val="906"/>
     <w:uiPriority w:val="99"/>
     <w:pPr>
       <w:pBdr/>
@@ -18231,9 +18248,9 @@
       </w:tcPr>
     </w:tblStylePr>
   </w:style>
-  <w:style w:type="table" w:styleId="790">
+  <w:style w:type="table" w:styleId="792">
     <w:name w:val="List Table 3 - Accent 2"/>
-    <w:basedOn w:val="904"/>
+    <w:basedOn w:val="906"/>
     <w:uiPriority w:val="99"/>
     <w:pPr>
       <w:pBdr/>
@@ -18459,9 +18476,9 @@
       </w:tcPr>
     </w:tblStylePr>
   </w:style>
-  <w:style w:type="table" w:styleId="791">
+  <w:style w:type="table" w:styleId="793">
     <w:name w:val="List Table 3 - Accent 3"/>
-    <w:basedOn w:val="904"/>
+    <w:basedOn w:val="906"/>
     <w:uiPriority w:val="99"/>
     <w:pPr>
       <w:pBdr/>
@@ -18687,9 +18704,9 @@
       </w:tcPr>
     </w:tblStylePr>
   </w:style>
-  <w:style w:type="table" w:styleId="792">
+  <w:style w:type="table" w:styleId="794">
     <w:name w:val="List Table 3 - Accent 4"/>
-    <w:basedOn w:val="904"/>
+    <w:basedOn w:val="906"/>
     <w:uiPriority w:val="99"/>
     <w:pPr>
       <w:pBdr/>
@@ -18915,9 +18932,9 @@
       </w:tcPr>
     </w:tblStylePr>
   </w:style>
-  <w:style w:type="table" w:styleId="793">
+  <w:style w:type="table" w:styleId="795">
     <w:name w:val="List Table 3 - Accent 5"/>
-    <w:basedOn w:val="904"/>
+    <w:basedOn w:val="906"/>
     <w:uiPriority w:val="99"/>
     <w:pPr>
       <w:pBdr/>
@@ -19143,9 +19160,9 @@
       </w:tcPr>
     </w:tblStylePr>
   </w:style>
-  <w:style w:type="table" w:styleId="794">
+  <w:style w:type="table" w:styleId="796">
     <w:name w:val="List Table 3 - Accent 6"/>
-    <w:basedOn w:val="904"/>
+    <w:basedOn w:val="906"/>
     <w:uiPriority w:val="99"/>
     <w:pPr>
       <w:pBdr/>
@@ -19371,9 +19388,9 @@
       </w:tcPr>
     </w:tblStylePr>
   </w:style>
-  <w:style w:type="table" w:styleId="795">
+  <w:style w:type="table" w:styleId="797">
     <w:name w:val="List Table 4"/>
-    <w:basedOn w:val="904"/>
+    <w:basedOn w:val="906"/>
     <w:uiPriority w:val="99"/>
     <w:pPr>
       <w:pBdr/>
@@ -19596,9 +19613,9 @@
       </w:tcPr>
     </w:tblStylePr>
   </w:style>
-  <w:style w:type="table" w:styleId="796">
+  <w:style w:type="table" w:styleId="798">
     <w:name w:val="List Table 4 - Accent 1"/>
-    <w:basedOn w:val="904"/>
+    <w:basedOn w:val="906"/>
     <w:uiPriority w:val="99"/>
     <w:pPr>
       <w:pBdr/>
@@ -19821,9 +19838,9 @@
       </w:tcPr>
     </w:tblStylePr>
   </w:style>
-  <w:style w:type="table" w:styleId="797">
+  <w:style w:type="table" w:styleId="799">
     <w:name w:val="List Table 4 - Accent 2"/>
-    <w:basedOn w:val="904"/>
+    <w:basedOn w:val="906"/>
     <w:uiPriority w:val="99"/>
     <w:pPr>
       <w:pBdr/>
@@ -20046,9 +20063,9 @@
       </w:tcPr>
     </w:tblStylePr>
   </w:style>
-  <w:style w:type="table" w:styleId="798">
+  <w:style w:type="table" w:styleId="800">
     <w:name w:val="List Table 4 - Accent 3"/>
-    <w:basedOn w:val="904"/>
+    <w:basedOn w:val="906"/>
     <w:uiPriority w:val="99"/>
     <w:pPr>
       <w:pBdr/>
@@ -20271,9 +20288,9 @@
       </w:tcPr>
     </w:tblStylePr>
   </w:style>
-  <w:style w:type="table" w:styleId="799">
+  <w:style w:type="table" w:styleId="801">
     <w:name w:val="List Table 4 - Accent 4"/>
-    <w:basedOn w:val="904"/>
+    <w:basedOn w:val="906"/>
     <w:uiPriority w:val="99"/>
     <w:pPr>
       <w:pBdr/>
@@ -20496,9 +20513,9 @@
       </w:tcPr>
     </w:tblStylePr>
   </w:style>
-  <w:style w:type="table" w:styleId="800">
+  <w:style w:type="table" w:styleId="802">
     <w:name w:val="List Table 4 - Accent 5"/>
-    <w:basedOn w:val="904"/>
+    <w:basedOn w:val="906"/>
     <w:uiPriority w:val="99"/>
     <w:pPr>
       <w:pBdr/>
@@ -20721,9 +20738,9 @@
       </w:tcPr>
     </w:tblStylePr>
   </w:style>
-  <w:style w:type="table" w:styleId="801">
+  <w:style w:type="table" w:styleId="803">
     <w:name w:val="List Table 4 - Accent 6"/>
-    <w:basedOn w:val="904"/>
+    <w:basedOn w:val="906"/>
     <w:uiPriority w:val="99"/>
     <w:pPr>
       <w:pBdr/>
@@ -20946,9 +20963,9 @@
       </w:tcPr>
     </w:tblStylePr>
   </w:style>
-  <w:style w:type="table" w:styleId="802">
+  <w:style w:type="table" w:styleId="804">
     <w:name w:val="List Table 5 Dark"/>
-    <w:basedOn w:val="904"/>
+    <w:basedOn w:val="906"/>
     <w:uiPriority w:val="99"/>
     <w:pPr>
       <w:pBdr/>
@@ -21188,9 +21205,9 @@
       </w:tcPr>
     </w:tblStylePr>
   </w:style>
-  <w:style w:type="table" w:styleId="803">
+  <w:style w:type="table" w:styleId="805">
     <w:name w:val="List Table 5 Dark - Accent 1"/>
-    <w:basedOn w:val="904"/>
+    <w:basedOn w:val="906"/>
     <w:uiPriority w:val="99"/>
     <w:pPr>
       <w:pBdr/>
@@ -21430,9 +21447,9 @@
       </w:tcPr>
     </w:tblStylePr>
   </w:style>
-  <w:style w:type="table" w:styleId="804">
+  <w:style w:type="table" w:styleId="806">
     <w:name w:val="List Table 5 Dark - Accent 2"/>
-    <w:basedOn w:val="904"/>
+    <w:basedOn w:val="906"/>
     <w:uiPriority w:val="99"/>
     <w:pPr>
       <w:pBdr/>
@@ -21672,9 +21689,9 @@
       </w:tcPr>
     </w:tblStylePr>
   </w:style>
-  <w:style w:type="table" w:styleId="805">
+  <w:style w:type="table" w:styleId="807">
     <w:name w:val="List Table 5 Dark - Accent 3"/>
-    <w:basedOn w:val="904"/>
+    <w:basedOn w:val="906"/>
     <w:uiPriority w:val="99"/>
     <w:pPr>
       <w:pBdr/>
@@ -21914,9 +21931,9 @@
       </w:tcPr>
     </w:tblStylePr>
   </w:style>
-  <w:style w:type="table" w:styleId="806">
+  <w:style w:type="table" w:styleId="808">
     <w:name w:val="List Table 5 Dark - Accent 4"/>
-    <w:basedOn w:val="904"/>
+    <w:basedOn w:val="906"/>
     <w:uiPriority w:val="99"/>
     <w:pPr>
       <w:pBdr/>
@@ -22156,9 +22173,9 @@
       </w:tcPr>
     </w:tblStylePr>
   </w:style>
-  <w:style w:type="table" w:styleId="807">
+  <w:style w:type="table" w:styleId="809">
     <w:name w:val="List Table 5 Dark - Accent 5"/>
-    <w:basedOn w:val="904"/>
+    <w:basedOn w:val="906"/>
     <w:uiPriority w:val="99"/>
     <w:pPr>
       <w:pBdr/>
@@ -22398,9 +22415,9 @@
       </w:tcPr>
     </w:tblStylePr>
   </w:style>
-  <w:style w:type="table" w:styleId="808">
+  <w:style w:type="table" w:styleId="810">
     <w:name w:val="List Table 5 Dark - Accent 6"/>
-    <w:basedOn w:val="904"/>
+    <w:basedOn w:val="906"/>
     <w:uiPriority w:val="99"/>
     <w:pPr>
       <w:pBdr/>
@@ -22640,9 +22657,9 @@
       </w:tcPr>
     </w:tblStylePr>
   </w:style>
-  <w:style w:type="table" w:styleId="809">
+  <w:style w:type="table" w:styleId="811">
     <w:name w:val="List Table 6 Colorful"/>
-    <w:basedOn w:val="904"/>
+    <w:basedOn w:val="906"/>
     <w:uiPriority w:val="99"/>
     <w:pPr>
       <w:pBdr/>
@@ -22863,9 +22880,9 @@
       </w:tcPr>
     </w:tblStylePr>
   </w:style>
-  <w:style w:type="table" w:styleId="810">
+  <w:style w:type="table" w:styleId="812">
     <w:name w:val="List Table 6 Colorful - Accent 1"/>
-    <w:basedOn w:val="904"/>
+    <w:basedOn w:val="906"/>
     <w:uiPriority w:val="99"/>
     <w:pPr>
       <w:pBdr/>
@@ -23086,9 +23103,9 @@
       </w:tcPr>
     </w:tblStylePr>
   </w:style>
-  <w:style w:type="table" w:styleId="811">
+  <w:style w:type="table" w:styleId="813">
     <w:name w:val="List Table 6 Colorful - Accent 2"/>
-    <w:basedOn w:val="904"/>
+    <w:basedOn w:val="906"/>
     <w:uiPriority w:val="99"/>
     <w:pPr>
       <w:pBdr/>
@@ -23309,9 +23326,9 @@
       </w:tcPr>
     </w:tblStylePr>
   </w:style>
-  <w:style w:type="table" w:styleId="812">
+  <w:style w:type="table" w:styleId="814">
     <w:name w:val="List Table 6 Colorful - Accent 3"/>
-    <w:basedOn w:val="904"/>
+    <w:basedOn w:val="906"/>
     <w:uiPriority w:val="99"/>
     <w:pPr>
       <w:pBdr/>
@@ -23532,9 +23549,9 @@
       </w:tcPr>
     </w:tblStylePr>
   </w:style>
-  <w:style w:type="table" w:styleId="813">
+  <w:style w:type="table" w:styleId="815">
     <w:name w:val="List Table 6 Colorful - Accent 4"/>
-    <w:basedOn w:val="904"/>
+    <w:basedOn w:val="906"/>
     <w:uiPriority w:val="99"/>
     <w:pPr>
       <w:pBdr/>
@@ -23755,9 +23772,9 @@
       </w:tcPr>
     </w:tblStylePr>
   </w:style>
-  <w:style w:type="table" w:styleId="814">
+  <w:style w:type="table" w:styleId="816">
     <w:name w:val="List Table 6 Colorful - Accent 5"/>
-    <w:basedOn w:val="904"/>
+    <w:basedOn w:val="906"/>
     <w:uiPriority w:val="99"/>
     <w:pPr>
       <w:pBdr/>
@@ -23978,9 +23995,9 @@
       </w:tcPr>
     </w:tblStylePr>
   </w:style>
-  <w:style w:type="table" w:styleId="815">
+  <w:style w:type="table" w:styleId="817">
     <w:name w:val="List Table 6 Colorful - Accent 6"/>
-    <w:basedOn w:val="904"/>
+    <w:basedOn w:val="906"/>
     <w:uiPriority w:val="99"/>
     <w:pPr>
       <w:pBdr/>
@@ -24201,9 +24218,9 @@
       </w:tcPr>
     </w:tblStylePr>
   </w:style>
-  <w:style w:type="table" w:styleId="816">
+  <w:style w:type="table" w:styleId="818">
     <w:name w:val="List Table 7 Colorful"/>
-    <w:basedOn w:val="904"/>
+    <w:basedOn w:val="906"/>
     <w:uiPriority w:val="99"/>
     <w:pPr>
       <w:pBdr/>
@@ -24457,9 +24474,9 @@
       </w:tcPr>
     </w:tblStylePr>
   </w:style>
-  <w:style w:type="table" w:styleId="817">
+  <w:style w:type="table" w:styleId="819">
     <w:name w:val="List Table 7 Colorful - Accent 1"/>
-    <w:basedOn w:val="904"/>
+    <w:basedOn w:val="906"/>
     <w:uiPriority w:val="99"/>
     <w:pPr>
       <w:pBdr/>
@@ -24713,9 +24730,9 @@
       </w:tcPr>
     </w:tblStylePr>
   </w:style>
-  <w:style w:type="table" w:styleId="818">
+  <w:style w:type="table" w:styleId="820">
     <w:name w:val="List Table 7 Colorful - Accent 2"/>
-    <w:basedOn w:val="904"/>
+    <w:basedOn w:val="906"/>
     <w:uiPriority w:val="99"/>
     <w:pPr>
       <w:pBdr/>
@@ -24969,9 +24986,9 @@
       </w:tcPr>
     </w:tblStylePr>
   </w:style>
-  <w:style w:type="table" w:styleId="819">
+  <w:style w:type="table" w:styleId="821">
     <w:name w:val="List Table 7 Colorful - Accent 3"/>
-    <w:basedOn w:val="904"/>
+    <w:basedOn w:val="906"/>
     <w:uiPriority w:val="99"/>
     <w:pPr>
       <w:pBdr/>
@@ -25225,9 +25242,9 @@
       </w:tcPr>
     </w:tblStylePr>
   </w:style>
-  <w:style w:type="table" w:styleId="820">
+  <w:style w:type="table" w:styleId="822">
     <w:name w:val="List Table 7 Colorful - Accent 4"/>
-    <w:basedOn w:val="904"/>
+    <w:basedOn w:val="906"/>
     <w:uiPriority w:val="99"/>
     <w:pPr>
       <w:pBdr/>
@@ -25481,9 +25498,9 @@
       </w:tcPr>
     </w:tblStylePr>
   </w:style>
-  <w:style w:type="table" w:styleId="821">
+  <w:style w:type="table" w:styleId="823">
     <w:name w:val="List Table 7 Colorful - Accent 5"/>
-    <w:basedOn w:val="904"/>
+    <w:basedOn w:val="906"/>
     <w:uiPriority w:val="99"/>
     <w:pPr>
       <w:pBdr/>
@@ -25737,9 +25754,9 @@
       </w:tcPr>
     </w:tblStylePr>
   </w:style>
-  <w:style w:type="table" w:styleId="822">
+  <w:style w:type="table" w:styleId="824">
     <w:name w:val="List Table 7 Colorful - Accent 6"/>
-    <w:basedOn w:val="904"/>
+    <w:basedOn w:val="906"/>
     <w:uiPriority w:val="99"/>
     <w:pPr>
       <w:pBdr/>
@@ -25993,9 +26010,9 @@
       </w:tcPr>
     </w:tblStylePr>
   </w:style>
-  <w:style w:type="table" w:styleId="823">
+  <w:style w:type="table" w:styleId="825">
     <w:name w:val="Lined - Accent"/>
-    <w:basedOn w:val="904"/>
+    <w:basedOn w:val="906"/>
     <w:uiPriority w:val="99"/>
     <w:pPr>
       <w:pBdr/>
@@ -26230,9 +26247,9 @@
       </w:tcPr>
     </w:tblStylePr>
   </w:style>
-  <w:style w:type="table" w:styleId="824">
+  <w:style w:type="table" w:styleId="826">
     <w:name w:val="Lined - Accent 1"/>
-    <w:basedOn w:val="904"/>
+    <w:basedOn w:val="906"/>
     <w:uiPriority w:val="99"/>
     <w:pPr>
       <w:pBdr/>
@@ -26467,9 +26484,9 @@
       </w:tcPr>
     </w:tblStylePr>
   </w:style>
-  <w:style w:type="table" w:styleId="825">
+  <w:style w:type="table" w:styleId="827">
     <w:name w:val="Lined - Accent 2"/>
-    <w:basedOn w:val="904"/>
+    <w:basedOn w:val="906"/>
     <w:uiPriority w:val="99"/>
     <w:pPr>
       <w:pBdr/>
@@ -26704,9 +26721,9 @@
       </w:tcPr>
     </w:tblStylePr>
   </w:style>
-  <w:style w:type="table" w:styleId="826">
+  <w:style w:type="table" w:styleId="828">
     <w:name w:val="Lined - Accent 3"/>
-    <w:basedOn w:val="904"/>
+    <w:basedOn w:val="906"/>
     <w:uiPriority w:val="99"/>
     <w:pPr>
       <w:pBdr/>
@@ -26941,9 +26958,9 @@
       </w:tcPr>
     </w:tblStylePr>
   </w:style>
-  <w:style w:type="table" w:styleId="827">
+  <w:style w:type="table" w:styleId="829">
     <w:name w:val="Lined - Accent 4"/>
-    <w:basedOn w:val="904"/>
+    <w:basedOn w:val="906"/>
     <w:uiPriority w:val="99"/>
     <w:pPr>
       <w:pBdr/>
@@ -27178,9 +27195,9 @@
       </w:tcPr>
     </w:tblStylePr>
   </w:style>
-  <w:style w:type="table" w:styleId="828">
+  <w:style w:type="table" w:styleId="830">
     <w:name w:val="Lined - Accent 5"/>
-    <w:basedOn w:val="904"/>
+    <w:basedOn w:val="906"/>
     <w:uiPriority w:val="99"/>
     <w:pPr>
       <w:pBdr/>
@@ -27415,9 +27432,9 @@
       </w:tcPr>
     </w:tblStylePr>
   </w:style>
-  <w:style w:type="table" w:styleId="829">
+  <w:style w:type="table" w:styleId="831">
     <w:name w:val="Lined - Accent 6"/>
-    <w:basedOn w:val="904"/>
+    <w:basedOn w:val="906"/>
     <w:uiPriority w:val="99"/>
     <w:pPr>
       <w:pBdr/>
@@ -27652,9 +27669,9 @@
       </w:tcPr>
     </w:tblStylePr>
   </w:style>
-  <w:style w:type="table" w:styleId="830">
+  <w:style w:type="table" w:styleId="832">
     <w:name w:val="Bordered &amp; Lined - Accent"/>
-    <w:basedOn w:val="904"/>
+    <w:basedOn w:val="906"/>
     <w:uiPriority w:val="99"/>
     <w:pPr>
       <w:pBdr/>
@@ -27896,9 +27913,9 @@
       </w:tcPr>
     </w:tblStylePr>
   </w:style>
-  <w:style w:type="table" w:styleId="831">
+  <w:style w:type="table" w:styleId="833">
     <w:name w:val="Bordered &amp; Lined - Accent 1"/>
-    <w:basedOn w:val="904"/>
+    <w:basedOn w:val="906"/>
     <w:uiPriority w:val="99"/>
     <w:pPr>
       <w:pBdr/>
@@ -28140,9 +28157,9 @@
       </w:tcPr>
     </w:tblStylePr>
   </w:style>
-  <w:style w:type="table" w:styleId="832">
+  <w:style w:type="table" w:styleId="834">
     <w:name w:val="Bordered &amp; Lined - Accent 2"/>
-    <w:basedOn w:val="904"/>
+    <w:basedOn w:val="906"/>
     <w:uiPriority w:val="99"/>
     <w:pPr>
       <w:pBdr/>
@@ -28384,9 +28401,9 @@
       </w:tcPr>
     </w:tblStylePr>
   </w:style>
-  <w:style w:type="table" w:styleId="833">
+  <w:style w:type="table" w:styleId="835">
     <w:name w:val="Bordered &amp; Lined - Accent 3"/>
-    <w:basedOn w:val="904"/>
+    <w:basedOn w:val="906"/>
     <w:uiPriority w:val="99"/>
     <w:pPr>
       <w:pBdr/>
@@ -28628,9 +28645,9 @@
       </w:tcPr>
     </w:tblStylePr>
   </w:style>
-  <w:style w:type="table" w:styleId="834">
+  <w:style w:type="table" w:styleId="836">
     <w:name w:val="Bordered &amp; Lined - Accent 4"/>
-    <w:basedOn w:val="904"/>
+    <w:basedOn w:val="906"/>
     <w:uiPriority w:val="99"/>
     <w:pPr>
       <w:pBdr/>
@@ -28872,9 +28889,9 @@
       </w:tcPr>
     </w:tblStylePr>
   </w:style>
-  <w:style w:type="table" w:styleId="835">
+  <w:style w:type="table" w:styleId="837">
     <w:name w:val="Bordered &amp; Lined - Accent 5"/>
-    <w:basedOn w:val="904"/>
+    <w:basedOn w:val="906"/>
     <w:uiPriority w:val="99"/>
     <w:pPr>
       <w:pBdr/>
@@ -29116,9 +29133,9 @@
       </w:tcPr>
     </w:tblStylePr>
   </w:style>
-  <w:style w:type="table" w:styleId="836">
+  <w:style w:type="table" w:styleId="838">
     <w:name w:val="Bordered &amp; Lined - Accent 6"/>
-    <w:basedOn w:val="904"/>
+    <w:basedOn w:val="906"/>
     <w:uiPriority w:val="99"/>
     <w:pPr>
       <w:pBdr/>
@@ -29360,9 +29377,9 @@
       </w:tcPr>
     </w:tblStylePr>
   </w:style>
-  <w:style w:type="table" w:styleId="837">
+  <w:style w:type="table" w:styleId="839">
     <w:name w:val="Bordered"/>
-    <w:basedOn w:val="904"/>
+    <w:basedOn w:val="906"/>
     <w:uiPriority w:val="99"/>
     <w:pPr>
       <w:pBdr/>
@@ -29591,9 +29608,9 @@
       </w:tcPr>
     </w:tblStylePr>
   </w:style>
-  <w:style w:type="table" w:styleId="838">
+  <w:style w:type="table" w:styleId="840">
     <w:name w:val="Bordered - Accent 1"/>
-    <w:basedOn w:val="904"/>
+    <w:basedOn w:val="906"/>
     <w:uiPriority w:val="99"/>
     <w:pPr>
       <w:pBdr/>
@@ -29822,9 +29839,9 @@
       </w:tcPr>
     </w:tblStylePr>
   </w:style>
-  <w:style w:type="table" w:styleId="839">
+  <w:style w:type="table" w:styleId="841">
     <w:name w:val="Bordered - Accent 2"/>
-    <w:basedOn w:val="904"/>
+    <w:basedOn w:val="906"/>
     <w:uiPriority w:val="99"/>
     <w:pPr>
       <w:pBdr/>
@@ -30053,9 +30070,9 @@
       </w:tcPr>
     </w:tblStylePr>
   </w:style>
-  <w:style w:type="table" w:styleId="840">
+  <w:style w:type="table" w:styleId="842">
     <w:name w:val="Bordered - Accent 3"/>
-    <w:basedOn w:val="904"/>
+    <w:basedOn w:val="906"/>
     <w:uiPriority w:val="99"/>
     <w:pPr>
       <w:pBdr/>
@@ -30284,9 +30301,9 @@
       </w:tcPr>
     </w:tblStylePr>
   </w:style>
-  <w:style w:type="table" w:styleId="841">
+  <w:style w:type="table" w:styleId="843">
     <w:name w:val="Bordered - Accent 4"/>
-    <w:basedOn w:val="904"/>
+    <w:basedOn w:val="906"/>
     <w:uiPriority w:val="99"/>
     <w:pPr>
       <w:pBdr/>
@@ -30515,9 +30532,9 @@
       </w:tcPr>
     </w:tblStylePr>
   </w:style>
-  <w:style w:type="table" w:styleId="842">
+  <w:style w:type="table" w:styleId="844">
     <w:name w:val="Bordered - Accent 5"/>
-    <w:basedOn w:val="904"/>
+    <w:basedOn w:val="906"/>
     <w:uiPriority w:val="99"/>
     <w:pPr>
       <w:pBdr/>
@@ -30746,9 +30763,9 @@
       </w:tcPr>
     </w:tblStylePr>
   </w:style>
-  <w:style w:type="table" w:styleId="843">
+  <w:style w:type="table" w:styleId="845">
     <w:name w:val="Bordered - Accent 6"/>
-    <w:basedOn w:val="904"/>
+    <w:basedOn w:val="906"/>
     <w:uiPriority w:val="99"/>
     <w:pPr>
       <w:pBdr/>
@@ -30977,11 +30994,11 @@
       </w:tcPr>
     </w:tblStylePr>
   </w:style>
-  <w:style w:type="paragraph" w:styleId="844">
+  <w:style w:type="paragraph" w:styleId="846">
     <w:name w:val="Heading 1"/>
-    <w:basedOn w:val="900"/>
-    <w:next w:val="900"/>
-    <w:link w:val="851"/>
+    <w:basedOn w:val="902"/>
+    <w:next w:val="902"/>
+    <w:link w:val="853"/>
     <w:uiPriority w:val="9"/>
     <w:qFormat/>
     <w:pPr>
@@ -30999,11 +31016,11 @@
       <w:szCs w:val="40"/>
     </w:rPr>
   </w:style>
-  <w:style w:type="paragraph" w:styleId="845">
+  <w:style w:type="paragraph" w:styleId="847">
     <w:name w:val="Heading 3"/>
-    <w:basedOn w:val="900"/>
-    <w:next w:val="900"/>
-    <w:link w:val="853"/>
+    <w:basedOn w:val="902"/>
+    <w:next w:val="902"/>
+    <w:link w:val="855"/>
     <w:uiPriority w:val="9"/>
     <w:unhideWhenUsed/>
     <w:qFormat/>
@@ -31022,11 +31039,11 @@
       <w:szCs w:val="28"/>
     </w:rPr>
   </w:style>
-  <w:style w:type="paragraph" w:styleId="846">
+  <w:style w:type="paragraph" w:styleId="848">
     <w:name w:val="Heading 5"/>
-    <w:basedOn w:val="900"/>
-    <w:next w:val="900"/>
-    <w:link w:val="855"/>
+    <w:basedOn w:val="902"/>
+    <w:next w:val="902"/>
+    <w:link w:val="857"/>
     <w:uiPriority w:val="9"/>
     <w:unhideWhenUsed/>
     <w:qFormat/>
@@ -31043,11 +31060,11 @@
       <w:color w:val="0f4761" w:themeColor="accent1" w:themeShade="BF"/>
     </w:rPr>
   </w:style>
-  <w:style w:type="paragraph" w:styleId="847">
+  <w:style w:type="paragraph" w:styleId="849">
     <w:name w:val="Heading 6"/>
-    <w:basedOn w:val="900"/>
-    <w:next w:val="900"/>
-    <w:link w:val="856"/>
+    <w:basedOn w:val="902"/>
+    <w:next w:val="902"/>
+    <w:link w:val="858"/>
     <w:uiPriority w:val="9"/>
     <w:unhideWhenUsed/>
     <w:qFormat/>
@@ -31066,11 +31083,11 @@
       <w:color w:val="595959" w:themeColor="text1" w:themeTint="A6"/>
     </w:rPr>
   </w:style>
-  <w:style w:type="paragraph" w:styleId="848">
+  <w:style w:type="paragraph" w:styleId="850">
     <w:name w:val="Heading 7"/>
-    <w:basedOn w:val="900"/>
-    <w:next w:val="900"/>
-    <w:link w:val="857"/>
+    <w:basedOn w:val="902"/>
+    <w:next w:val="902"/>
+    <w:link w:val="859"/>
     <w:uiPriority w:val="9"/>
     <w:unhideWhenUsed/>
     <w:qFormat/>
@@ -31087,11 +31104,11 @@
       <w:color w:val="595959" w:themeColor="text1" w:themeTint="A6"/>
     </w:rPr>
   </w:style>
-  <w:style w:type="paragraph" w:styleId="849">
+  <w:style w:type="paragraph" w:styleId="851">
     <w:name w:val="Heading 8"/>
-    <w:basedOn w:val="900"/>
-    <w:next w:val="900"/>
-    <w:link w:val="858"/>
+    <w:basedOn w:val="902"/>
+    <w:next w:val="902"/>
+    <w:link w:val="860"/>
     <w:uiPriority w:val="9"/>
     <w:unhideWhenUsed/>
     <w:qFormat/>
@@ -31110,11 +31127,11 @@
       <w:color w:val="272727" w:themeColor="text1" w:themeTint="D8"/>
     </w:rPr>
   </w:style>
-  <w:style w:type="paragraph" w:styleId="850">
+  <w:style w:type="paragraph" w:styleId="852">
     <w:name w:val="Heading 9"/>
-    <w:basedOn w:val="900"/>
-    <w:next w:val="900"/>
-    <w:link w:val="859"/>
+    <w:basedOn w:val="902"/>
+    <w:next w:val="902"/>
+    <w:link w:val="861"/>
     <w:uiPriority w:val="9"/>
     <w:unhideWhenUsed/>
     <w:qFormat/>
@@ -31133,10 +31150,10 @@
       <w:color w:val="272727" w:themeColor="text1" w:themeTint="D8"/>
     </w:rPr>
   </w:style>
-  <w:style w:type="character" w:styleId="851">
+  <w:style w:type="character" w:styleId="853">
     <w:name w:val="Heading 1 Char"/>
-    <w:basedOn w:val="903"/>
-    <w:link w:val="844"/>
+    <w:basedOn w:val="905"/>
+    <w:link w:val="846"/>
     <w:uiPriority w:val="9"/>
     <w:pPr>
       <w:pBdr/>
@@ -31150,10 +31167,10 @@
       <w:szCs w:val="40"/>
     </w:rPr>
   </w:style>
-  <w:style w:type="character" w:styleId="852">
+  <w:style w:type="character" w:styleId="854">
     <w:name w:val="Heading 2 Char"/>
-    <w:basedOn w:val="903"/>
-    <w:link w:val="901"/>
+    <w:basedOn w:val="905"/>
+    <w:link w:val="903"/>
     <w:uiPriority w:val="9"/>
     <w:pPr>
       <w:pBdr/>
@@ -31167,10 +31184,10 @@
       <w:szCs w:val="32"/>
     </w:rPr>
   </w:style>
-  <w:style w:type="character" w:styleId="853">
+  <w:style w:type="character" w:styleId="855">
     <w:name w:val="Heading 3 Char"/>
-    <w:basedOn w:val="903"/>
-    <w:link w:val="845"/>
+    <w:basedOn w:val="905"/>
+    <w:link w:val="847"/>
     <w:uiPriority w:val="9"/>
     <w:pPr>
       <w:pBdr/>
@@ -31184,10 +31201,10 @@
       <w:szCs w:val="28"/>
     </w:rPr>
   </w:style>
-  <w:style w:type="character" w:styleId="854">
+  <w:style w:type="character" w:styleId="856">
     <w:name w:val="Heading 4 Char"/>
-    <w:basedOn w:val="903"/>
-    <w:link w:val="902"/>
+    <w:basedOn w:val="905"/>
+    <w:link w:val="904"/>
     <w:uiPriority w:val="9"/>
     <w:pPr>
       <w:pBdr/>
@@ -31201,10 +31218,10 @@
       <w:color w:val="0f4761" w:themeColor="accent1" w:themeShade="BF"/>
     </w:rPr>
   </w:style>
-  <w:style w:type="character" w:styleId="855">
+  <w:style w:type="character" w:styleId="857">
     <w:name w:val="Heading 5 Char"/>
-    <w:basedOn w:val="903"/>
-    <w:link w:val="846"/>
+    <w:basedOn w:val="905"/>
+    <w:link w:val="848"/>
     <w:uiPriority w:val="9"/>
     <w:pPr>
       <w:pBdr/>
@@ -31216,10 +31233,10 @@
       <w:color w:val="0f4761" w:themeColor="accent1" w:themeShade="BF"/>
     </w:rPr>
   </w:style>
-  <w:style w:type="character" w:styleId="856">
+  <w:style w:type="character" w:styleId="858">
     <w:name w:val="Heading 6 Char"/>
-    <w:basedOn w:val="903"/>
-    <w:link w:val="847"/>
+    <w:basedOn w:val="905"/>
+    <w:link w:val="849"/>
     <w:uiPriority w:val="9"/>
     <w:pPr>
       <w:pBdr/>
@@ -31233,10 +31250,10 @@
       <w:color w:val="595959" w:themeColor="text1" w:themeTint="A6"/>
     </w:rPr>
   </w:style>
-  <w:style w:type="character" w:styleId="857">
+  <w:style w:type="character" w:styleId="859">
     <w:name w:val="Heading 7 Char"/>
-    <w:basedOn w:val="903"/>
-    <w:link w:val="848"/>
+    <w:basedOn w:val="905"/>
+    <w:link w:val="850"/>
     <w:uiPriority w:val="9"/>
     <w:pPr>
       <w:pBdr/>
@@ -31248,10 +31265,10 @@
       <w:color w:val="595959" w:themeColor="text1" w:themeTint="A6"/>
     </w:rPr>
   </w:style>
-  <w:style w:type="character" w:styleId="858">
+  <w:style w:type="character" w:styleId="860">
     <w:name w:val="Heading 8 Char"/>
-    <w:basedOn w:val="903"/>
-    <w:link w:val="849"/>
+    <w:basedOn w:val="905"/>
+    <w:link w:val="851"/>
     <w:uiPriority w:val="9"/>
     <w:pPr>
       <w:pBdr/>
@@ -31265,10 +31282,10 @@
       <w:color w:val="272727" w:themeColor="text1" w:themeTint="D8"/>
     </w:rPr>
   </w:style>
-  <w:style w:type="character" w:styleId="859">
+  <w:style w:type="character" w:styleId="861">
     <w:name w:val="Heading 9 Char"/>
-    <w:basedOn w:val="903"/>
-    <w:link w:val="850"/>
+    <w:basedOn w:val="905"/>
+    <w:link w:val="852"/>
     <w:uiPriority w:val="9"/>
     <w:pPr>
       <w:pBdr/>
@@ -31282,11 +31299,11 @@
       <w:color w:val="272727" w:themeColor="text1" w:themeTint="D8"/>
     </w:rPr>
   </w:style>
-  <w:style w:type="paragraph" w:styleId="860">
+  <w:style w:type="paragraph" w:styleId="862">
     <w:name w:val="Title"/>
-    <w:basedOn w:val="900"/>
-    <w:next w:val="900"/>
-    <w:link w:val="861"/>
+    <w:basedOn w:val="902"/>
+    <w:next w:val="902"/>
+    <w:link w:val="863"/>
     <w:uiPriority w:val="10"/>
     <w:qFormat/>
     <w:pPr>
@@ -31302,10 +31319,10 @@
       <w:szCs w:val="56"/>
     </w:rPr>
   </w:style>
-  <w:style w:type="character" w:styleId="861">
+  <w:style w:type="character" w:styleId="863">
     <w:name w:val="Title Char"/>
-    <w:basedOn w:val="903"/>
-    <w:link w:val="860"/>
+    <w:basedOn w:val="905"/>
+    <w:link w:val="862"/>
     <w:uiPriority w:val="10"/>
     <w:pPr>
       <w:pBdr/>
@@ -31319,11 +31336,11 @@
       <w:szCs w:val="56"/>
     </w:rPr>
   </w:style>
-  <w:style w:type="paragraph" w:styleId="862">
+  <w:style w:type="paragraph" w:styleId="864">
     <w:name w:val="Subtitle"/>
-    <w:basedOn w:val="900"/>
-    <w:next w:val="900"/>
-    <w:link w:val="863"/>
+    <w:basedOn w:val="902"/>
+    <w:next w:val="902"/>
+    <w:link w:val="865"/>
     <w:uiPriority w:val="11"/>
     <w:qFormat/>
     <w:pPr>
@@ -31341,10 +31358,10 @@
       <w:szCs w:val="28"/>
     </w:rPr>
   </w:style>
-  <w:style w:type="character" w:styleId="863">
+  <w:style w:type="character" w:styleId="865">
     <w:name w:val="Subtitle Char"/>
-    <w:basedOn w:val="903"/>
-    <w:link w:val="862"/>
+    <w:basedOn w:val="905"/>
+    <w:link w:val="864"/>
     <w:uiPriority w:val="11"/>
     <w:pPr>
       <w:pBdr/>
@@ -31358,11 +31375,11 @@
       <w:szCs w:val="28"/>
     </w:rPr>
   </w:style>
-  <w:style w:type="paragraph" w:styleId="864">
+  <w:style w:type="paragraph" w:styleId="866">
     <w:name w:val="Quote"/>
-    <w:basedOn w:val="900"/>
-    <w:next w:val="900"/>
-    <w:link w:val="865"/>
+    <w:basedOn w:val="902"/>
+    <w:next w:val="902"/>
+    <w:link w:val="867"/>
     <w:uiPriority w:val="29"/>
     <w:qFormat/>
     <w:pPr>
@@ -31377,10 +31394,10 @@
       <w:color w:val="404040" w:themeColor="text1" w:themeTint="BF"/>
     </w:rPr>
   </w:style>
-  <w:style w:type="character" w:styleId="865">
+  <w:style w:type="character" w:styleId="867">
     <w:name w:val="Quote Char"/>
-    <w:basedOn w:val="903"/>
-    <w:link w:val="864"/>
+    <w:basedOn w:val="905"/>
+    <w:link w:val="866"/>
     <w:uiPriority w:val="29"/>
     <w:pPr>
       <w:pBdr/>
@@ -31393,9 +31410,9 @@
       <w:color w:val="404040" w:themeColor="text1" w:themeTint="BF"/>
     </w:rPr>
   </w:style>
-  <w:style w:type="character" w:styleId="866">
+  <w:style w:type="character" w:styleId="868">
     <w:name w:val="Intense Emphasis"/>
-    <w:basedOn w:val="903"/>
+    <w:basedOn w:val="905"/>
     <w:uiPriority w:val="21"/>
     <w:qFormat/>
     <w:pPr>
@@ -31409,11 +31426,11 @@
       <w:color w:val="0f4761" w:themeColor="accent1" w:themeShade="BF"/>
     </w:rPr>
   </w:style>
-  <w:style w:type="paragraph" w:styleId="867">
+  <w:style w:type="paragraph" w:styleId="869">
     <w:name w:val="Intense Quote"/>
-    <w:basedOn w:val="900"/>
-    <w:next w:val="900"/>
-    <w:link w:val="868"/>
+    <w:basedOn w:val="902"/>
+    <w:next w:val="902"/>
+    <w:link w:val="870"/>
     <w:uiPriority w:val="30"/>
     <w:qFormat/>
     <w:pPr>
@@ -31431,10 +31448,10 @@
       <w:color w:val="0f4761" w:themeColor="accent1" w:themeShade="BF"/>
     </w:rPr>
   </w:style>
-  <w:style w:type="character" w:styleId="868">
+  <w:style w:type="character" w:styleId="870">
     <w:name w:val="Intense Quote Char"/>
-    <w:basedOn w:val="903"/>
-    <w:link w:val="867"/>
+    <w:basedOn w:val="905"/>
+    <w:link w:val="869"/>
     <w:uiPriority w:val="30"/>
     <w:pPr>
       <w:pBdr/>
@@ -31447,9 +31464,9 @@
       <w:color w:val="0f4761" w:themeColor="accent1" w:themeShade="BF"/>
     </w:rPr>
   </w:style>
-  <w:style w:type="character" w:styleId="869">
+  <w:style w:type="character" w:styleId="871">
     <w:name w:val="Intense Reference"/>
-    <w:basedOn w:val="903"/>
+    <w:basedOn w:val="905"/>
     <w:uiPriority w:val="32"/>
     <w:qFormat/>
     <w:pPr>
@@ -31465,9 +31482,9 @@
       <w:spacing w:val="5"/>
     </w:rPr>
   </w:style>
-  <w:style w:type="paragraph" w:styleId="870">
+  <w:style w:type="paragraph" w:styleId="872">
     <w:name w:val="No Spacing"/>
-    <w:basedOn w:val="900"/>
+    <w:basedOn w:val="902"/>
     <w:uiPriority w:val="1"/>
     <w:qFormat/>
     <w:pPr>
@@ -31476,9 +31493,9 @@
       <w:ind/>
     </w:pPr>
   </w:style>
-  <w:style w:type="character" w:styleId="871">
+  <w:style w:type="character" w:styleId="873">
     <w:name w:val="Subtle Emphasis"/>
-    <w:basedOn w:val="903"/>
+    <w:basedOn w:val="905"/>
     <w:uiPriority w:val="19"/>
     <w:qFormat/>
     <w:pPr>
@@ -31492,9 +31509,9 @@
       <w:color w:val="404040" w:themeColor="text1" w:themeTint="BF"/>
     </w:rPr>
   </w:style>
-  <w:style w:type="character" w:styleId="872">
+  <w:style w:type="character" w:styleId="874">
     <w:name w:val="Emphasis"/>
-    <w:basedOn w:val="903"/>
+    <w:basedOn w:val="905"/>
     <w:uiPriority w:val="20"/>
     <w:qFormat/>
     <w:pPr>
@@ -31507,9 +31524,9 @@
       <w:iCs/>
     </w:rPr>
   </w:style>
-  <w:style w:type="character" w:styleId="873">
+  <w:style w:type="character" w:styleId="875">
     <w:name w:val="Strong"/>
-    <w:basedOn w:val="903"/>
+    <w:basedOn w:val="905"/>
     <w:uiPriority w:val="22"/>
     <w:qFormat/>
     <w:pPr>
@@ -31522,9 +31539,9 @@
       <w:bCs/>
     </w:rPr>
   </w:style>
-  <w:style w:type="character" w:styleId="874">
+  <w:style w:type="character" w:styleId="876">
     <w:name w:val="Subtle Reference"/>
-    <w:basedOn w:val="903"/>
+    <w:basedOn w:val="905"/>
     <w:uiPriority w:val="31"/>
     <w:qFormat/>
     <w:pPr>
@@ -31537,9 +31554,9 @@
       <w:color w:val="5a5a5a" w:themeColor="text1" w:themeTint="A5"/>
     </w:rPr>
   </w:style>
-  <w:style w:type="character" w:styleId="875">
+  <w:style w:type="character" w:styleId="877">
     <w:name w:val="Book Title"/>
-    <w:basedOn w:val="903"/>
+    <w:basedOn w:val="905"/>
     <w:uiPriority w:val="33"/>
     <w:qFormat/>
     <w:pPr>
@@ -31555,36 +31572,9 @@
       <w:spacing w:val="5"/>
     </w:rPr>
   </w:style>
-  <w:style w:type="paragraph" w:styleId="876">
+  <w:style w:type="paragraph" w:styleId="878">
     <w:name w:val="Header"/>
-    <w:basedOn w:val="900"/>
-    <w:link w:val="877"/>
-    <w:uiPriority w:val="99"/>
-    <w:unhideWhenUsed/>
-    <w:pPr>
-      <w:pBdr/>
-      <w:tabs>
-        <w:tab w:val="center" w:leader="none" w:pos="4844"/>
-        <w:tab w:val="right" w:leader="none" w:pos="9689"/>
-      </w:tabs>
-      <w:spacing w:after="0" w:line="240" w:lineRule="auto"/>
-      <w:ind/>
-    </w:pPr>
-  </w:style>
-  <w:style w:type="character" w:styleId="877">
-    <w:name w:val="Header Char"/>
-    <w:basedOn w:val="903"/>
-    <w:link w:val="876"/>
-    <w:uiPriority w:val="99"/>
-    <w:pPr>
-      <w:pBdr/>
-      <w:spacing/>
-      <w:ind/>
-    </w:pPr>
-  </w:style>
-  <w:style w:type="paragraph" w:styleId="878">
-    <w:name w:val="Footer"/>
-    <w:basedOn w:val="900"/>
+    <w:basedOn w:val="902"/>
     <w:link w:val="879"/>
     <w:uiPriority w:val="99"/>
     <w:unhideWhenUsed/>
@@ -31599,8 +31589,8 @@
     </w:pPr>
   </w:style>
   <w:style w:type="character" w:styleId="879">
-    <w:name w:val="Footer Char"/>
-    <w:basedOn w:val="903"/>
+    <w:name w:val="Header Char"/>
+    <w:basedOn w:val="905"/>
     <w:link w:val="878"/>
     <w:uiPriority w:val="99"/>
     <w:pPr>
@@ -31610,9 +31600,36 @@
     </w:pPr>
   </w:style>
   <w:style w:type="paragraph" w:styleId="880">
+    <w:name w:val="Footer"/>
+    <w:basedOn w:val="902"/>
+    <w:link w:val="881"/>
+    <w:uiPriority w:val="99"/>
+    <w:unhideWhenUsed/>
+    <w:pPr>
+      <w:pBdr/>
+      <w:tabs>
+        <w:tab w:val="center" w:leader="none" w:pos="4844"/>
+        <w:tab w:val="right" w:leader="none" w:pos="9689"/>
+      </w:tabs>
+      <w:spacing w:after="0" w:line="240" w:lineRule="auto"/>
+      <w:ind/>
+    </w:pPr>
+  </w:style>
+  <w:style w:type="character" w:styleId="881">
+    <w:name w:val="Footer Char"/>
+    <w:basedOn w:val="905"/>
+    <w:link w:val="880"/>
+    <w:uiPriority w:val="99"/>
+    <w:pPr>
+      <w:pBdr/>
+      <w:spacing/>
+      <w:ind/>
+    </w:pPr>
+  </w:style>
+  <w:style w:type="paragraph" w:styleId="882">
     <w:name w:val="Caption"/>
-    <w:basedOn w:val="900"/>
-    <w:next w:val="900"/>
+    <w:basedOn w:val="902"/>
+    <w:next w:val="902"/>
     <w:uiPriority w:val="35"/>
     <w:unhideWhenUsed/>
     <w:qFormat/>
@@ -31629,10 +31646,10 @@
       <w:szCs w:val="18"/>
     </w:rPr>
   </w:style>
-  <w:style w:type="paragraph" w:styleId="881">
+  <w:style w:type="paragraph" w:styleId="883">
     <w:name w:val="footnote text"/>
-    <w:basedOn w:val="900"/>
-    <w:link w:val="882"/>
+    <w:basedOn w:val="902"/>
+    <w:link w:val="884"/>
     <w:uiPriority w:val="99"/>
     <w:semiHidden/>
     <w:unhideWhenUsed/>
@@ -31646,10 +31663,10 @@
       <w:szCs w:val="20"/>
     </w:rPr>
   </w:style>
-  <w:style w:type="character" w:styleId="882">
+  <w:style w:type="character" w:styleId="884">
     <w:name w:val="Footnote Text Char"/>
-    <w:basedOn w:val="903"/>
-    <w:link w:val="881"/>
+    <w:basedOn w:val="905"/>
+    <w:link w:val="883"/>
     <w:uiPriority w:val="99"/>
     <w:semiHidden/>
     <w:pPr>
@@ -31662,9 +31679,9 @@
       <w:szCs w:val="20"/>
     </w:rPr>
   </w:style>
-  <w:style w:type="character" w:styleId="883">
+  <w:style w:type="character" w:styleId="885">
     <w:name w:val="footnote reference"/>
-    <w:basedOn w:val="903"/>
+    <w:basedOn w:val="905"/>
     <w:uiPriority w:val="99"/>
     <w:semiHidden/>
     <w:unhideWhenUsed/>
@@ -31677,10 +31694,10 @@
       <w:vertAlign w:val="superscript"/>
     </w:rPr>
   </w:style>
-  <w:style w:type="paragraph" w:styleId="884">
+  <w:style w:type="paragraph" w:styleId="886">
     <w:name w:val="endnote text"/>
-    <w:basedOn w:val="900"/>
-    <w:link w:val="885"/>
+    <w:basedOn w:val="902"/>
+    <w:link w:val="887"/>
     <w:uiPriority w:val="99"/>
     <w:semiHidden/>
     <w:unhideWhenUsed/>
@@ -31694,10 +31711,10 @@
       <w:szCs w:val="20"/>
     </w:rPr>
   </w:style>
-  <w:style w:type="character" w:styleId="885">
+  <w:style w:type="character" w:styleId="887">
     <w:name w:val="Endnote Text Char"/>
-    <w:basedOn w:val="903"/>
-    <w:link w:val="884"/>
+    <w:basedOn w:val="905"/>
+    <w:link w:val="886"/>
     <w:uiPriority w:val="99"/>
     <w:semiHidden/>
     <w:pPr>
@@ -31710,9 +31727,9 @@
       <w:szCs w:val="20"/>
     </w:rPr>
   </w:style>
-  <w:style w:type="character" w:styleId="886">
+  <w:style w:type="character" w:styleId="888">
     <w:name w:val="endnote reference"/>
-    <w:basedOn w:val="903"/>
+    <w:basedOn w:val="905"/>
     <w:uiPriority w:val="99"/>
     <w:semiHidden/>
     <w:unhideWhenUsed/>
@@ -31725,9 +31742,9 @@
       <w:vertAlign w:val="superscript"/>
     </w:rPr>
   </w:style>
-  <w:style w:type="character" w:styleId="887">
+  <w:style w:type="character" w:styleId="889">
     <w:name w:val="FollowedHyperlink"/>
-    <w:basedOn w:val="903"/>
+    <w:basedOn w:val="905"/>
     <w:uiPriority w:val="99"/>
     <w:semiHidden/>
     <w:unhideWhenUsed/>
@@ -31741,10 +31758,10 @@
       <w:u w:val="single"/>
     </w:rPr>
   </w:style>
-  <w:style w:type="paragraph" w:styleId="888">
+  <w:style w:type="paragraph" w:styleId="890">
     <w:name w:val="toc 1"/>
-    <w:basedOn w:val="900"/>
-    <w:next w:val="900"/>
+    <w:basedOn w:val="902"/>
+    <w:next w:val="902"/>
     <w:uiPriority w:val="39"/>
     <w:unhideWhenUsed/>
     <w:pPr>
@@ -31753,10 +31770,10 @@
       <w:ind/>
     </w:pPr>
   </w:style>
-  <w:style w:type="paragraph" w:styleId="889">
+  <w:style w:type="paragraph" w:styleId="891">
     <w:name w:val="toc 2"/>
-    <w:basedOn w:val="900"/>
-    <w:next w:val="900"/>
+    <w:basedOn w:val="902"/>
+    <w:next w:val="902"/>
     <w:uiPriority w:val="39"/>
     <w:unhideWhenUsed/>
     <w:pPr>
@@ -31765,10 +31782,10 @@
       <w:ind w:left="220"/>
     </w:pPr>
   </w:style>
-  <w:style w:type="paragraph" w:styleId="890">
+  <w:style w:type="paragraph" w:styleId="892">
     <w:name w:val="toc 3"/>
-    <w:basedOn w:val="900"/>
-    <w:next w:val="900"/>
+    <w:basedOn w:val="902"/>
+    <w:next w:val="902"/>
     <w:uiPriority w:val="39"/>
     <w:unhideWhenUsed/>
     <w:pPr>
@@ -31777,10 +31794,10 @@
       <w:ind w:left="440"/>
     </w:pPr>
   </w:style>
-  <w:style w:type="paragraph" w:styleId="891">
+  <w:style w:type="paragraph" w:styleId="893">
     <w:name w:val="toc 4"/>
-    <w:basedOn w:val="900"/>
-    <w:next w:val="900"/>
+    <w:basedOn w:val="902"/>
+    <w:next w:val="902"/>
     <w:uiPriority w:val="39"/>
     <w:unhideWhenUsed/>
     <w:pPr>
@@ -31789,10 +31806,10 @@
       <w:ind w:left="660"/>
     </w:pPr>
   </w:style>
-  <w:style w:type="paragraph" w:styleId="892">
+  <w:style w:type="paragraph" w:styleId="894">
     <w:name w:val="toc 5"/>
-    <w:basedOn w:val="900"/>
-    <w:next w:val="900"/>
+    <w:basedOn w:val="902"/>
+    <w:next w:val="902"/>
     <w:uiPriority w:val="39"/>
     <w:unhideWhenUsed/>
     <w:pPr>
@@ -31801,10 +31818,10 @@
       <w:ind w:left="880"/>
     </w:pPr>
   </w:style>
-  <w:style w:type="paragraph" w:styleId="893">
+  <w:style w:type="paragraph" w:styleId="895">
     <w:name w:val="toc 6"/>
-    <w:basedOn w:val="900"/>
-    <w:next w:val="900"/>
+    <w:basedOn w:val="902"/>
+    <w:next w:val="902"/>
     <w:uiPriority w:val="39"/>
     <w:unhideWhenUsed/>
     <w:pPr>
@@ -31813,10 +31830,10 @@
       <w:ind w:left="1100"/>
     </w:pPr>
   </w:style>
-  <w:style w:type="paragraph" w:styleId="894">
+  <w:style w:type="paragraph" w:styleId="896">
     <w:name w:val="toc 7"/>
-    <w:basedOn w:val="900"/>
-    <w:next w:val="900"/>
+    <w:basedOn w:val="902"/>
+    <w:next w:val="902"/>
     <w:uiPriority w:val="39"/>
     <w:unhideWhenUsed/>
     <w:pPr>
@@ -31825,10 +31842,10 @@
       <w:ind w:left="1320"/>
     </w:pPr>
   </w:style>
-  <w:style w:type="paragraph" w:styleId="895">
+  <w:style w:type="paragraph" w:styleId="897">
     <w:name w:val="toc 8"/>
-    <w:basedOn w:val="900"/>
-    <w:next w:val="900"/>
+    <w:basedOn w:val="902"/>
+    <w:next w:val="902"/>
     <w:uiPriority w:val="39"/>
     <w:unhideWhenUsed/>
     <w:pPr>
@@ -31837,10 +31854,10 @@
       <w:ind w:left="1540"/>
     </w:pPr>
   </w:style>
-  <w:style w:type="paragraph" w:styleId="896">
+  <w:style w:type="paragraph" w:styleId="898">
     <w:name w:val="toc 9"/>
-    <w:basedOn w:val="900"/>
-    <w:next w:val="900"/>
+    <w:basedOn w:val="902"/>
+    <w:next w:val="902"/>
     <w:uiPriority w:val="39"/>
     <w:unhideWhenUsed/>
     <w:pPr>
@@ -31849,9 +31866,9 @@
       <w:ind w:left="1760"/>
     </w:pPr>
   </w:style>
-  <w:style w:type="character" w:styleId="897">
+  <w:style w:type="character" w:styleId="899">
     <w:name w:val="Placeholder Text"/>
-    <w:basedOn w:val="903"/>
+    <w:basedOn w:val="905"/>
     <w:uiPriority w:val="99"/>
     <w:semiHidden/>
     <w:pPr>
@@ -31863,7 +31880,7 @@
       <w:color w:val="666666"/>
     </w:rPr>
   </w:style>
-  <w:style w:type="paragraph" w:styleId="898">
+  <w:style w:type="paragraph" w:styleId="900">
     <w:name w:val="TOC Heading"/>
     <w:uiPriority w:val="39"/>
     <w:unhideWhenUsed/>
@@ -31873,10 +31890,10 @@
       <w:ind/>
     </w:pPr>
   </w:style>
-  <w:style w:type="paragraph" w:styleId="899">
+  <w:style w:type="paragraph" w:styleId="901">
     <w:name w:val="table of figures"/>
-    <w:basedOn w:val="900"/>
-    <w:next w:val="900"/>
+    <w:basedOn w:val="902"/>
+    <w:next w:val="902"/>
     <w:uiPriority w:val="99"/>
     <w:unhideWhenUsed/>
     <w:pPr>
@@ -31885,7 +31902,7 @@
       <w:ind/>
     </w:pPr>
   </w:style>
-  <w:style w:type="paragraph" w:styleId="900" w:default="1">
+  <w:style w:type="paragraph" w:styleId="902" w:default="1">
     <w:name w:val="Normal"/>
     <w:qFormat/>
     <w:pPr>
@@ -31897,11 +31914,11 @@
       <w:rFonts w:ascii="Calibri" w:hAnsi="Calibri" w:eastAsia="Calibri" w:cs="Times New Roman"/>
     </w:rPr>
   </w:style>
-  <w:style w:type="paragraph" w:styleId="901">
+  <w:style w:type="paragraph" w:styleId="903">
     <w:name w:val="Heading 2"/>
-    <w:basedOn w:val="900"/>
-    <w:next w:val="900"/>
-    <w:link w:val="910"/>
+    <w:basedOn w:val="902"/>
+    <w:next w:val="902"/>
+    <w:link w:val="912"/>
     <w:uiPriority w:val="99"/>
     <w:qFormat/>
     <w:pPr>
@@ -31922,11 +31939,11 @@
       <w:lang w:val="en-US" w:eastAsia="ru-RU"/>
     </w:rPr>
   </w:style>
-  <w:style w:type="paragraph" w:styleId="902">
+  <w:style w:type="paragraph" w:styleId="904">
     <w:name w:val="Heading 4"/>
-    <w:basedOn w:val="900"/>
-    <w:next w:val="900"/>
-    <w:link w:val="911"/>
+    <w:basedOn w:val="902"/>
+    <w:next w:val="902"/>
+    <w:link w:val="913"/>
     <w:qFormat/>
     <w:pPr>
       <w:keepNext w:val="true"/>
@@ -31944,7 +31961,7 @@
       <w:lang w:eastAsia="ru-RU"/>
     </w:rPr>
   </w:style>
-  <w:style w:type="character" w:styleId="903" w:default="1">
+  <w:style w:type="character" w:styleId="905" w:default="1">
     <w:name w:val="Default Paragraph Font"/>
     <w:uiPriority w:val="1"/>
     <w:semiHidden/>
@@ -31955,7 +31972,7 @@
       <w:ind/>
     </w:pPr>
   </w:style>
-  <w:style w:type="table" w:styleId="904" w:default="1">
+  <w:style w:type="table" w:styleId="906" w:default="1">
     <w:name w:val="Normal Table"/>
     <w:uiPriority w:val="99"/>
     <w:semiHidden/>
@@ -32148,7 +32165,7 @@
       </w:tcPr>
     </w:tblStylePr>
   </w:style>
-  <w:style w:type="numbering" w:styleId="905" w:default="1">
+  <w:style w:type="numbering" w:styleId="907" w:default="1">
     <w:name w:val="No List"/>
     <w:uiPriority w:val="99"/>
     <w:semiHidden/>
@@ -32159,9 +32176,9 @@
       <w:ind/>
     </w:pPr>
   </w:style>
-  <w:style w:type="table" w:styleId="906">
+  <w:style w:type="table" w:styleId="908">
     <w:name w:val="Table Grid"/>
-    <w:basedOn w:val="904"/>
+    <w:basedOn w:val="906"/>
     <w:uiPriority w:val="39"/>
     <w:pPr>
       <w:pBdr/>
@@ -32351,9 +32368,9 @@
       </w:tcPr>
     </w:tblStylePr>
   </w:style>
-  <w:style w:type="character" w:styleId="907">
+  <w:style w:type="character" w:styleId="909">
     <w:name w:val="Hyperlink"/>
-    <w:basedOn w:val="903"/>
+    <w:basedOn w:val="905"/>
     <w:uiPriority w:val="99"/>
     <w:unhideWhenUsed/>
     <w:pPr>
@@ -32366,10 +32383,10 @@
       <w:u w:val="single"/>
     </w:rPr>
   </w:style>
-  <w:style w:type="paragraph" w:styleId="908">
+  <w:style w:type="paragraph" w:styleId="910">
     <w:name w:val="Body Text Indent 2"/>
-    <w:basedOn w:val="900"/>
-    <w:link w:val="909"/>
+    <w:basedOn w:val="902"/>
+    <w:link w:val="911"/>
     <w:uiPriority w:val="99"/>
     <w:pPr>
       <w:pBdr/>
@@ -32383,10 +32400,10 @@
       <w:lang w:val="en-US" w:eastAsia="ru-RU"/>
     </w:rPr>
   </w:style>
-  <w:style w:type="character" w:styleId="909" w:customStyle="1">
+  <w:style w:type="character" w:styleId="911" w:customStyle="1">
     <w:name w:val="Основной текст с отступом 2 Знак"/>
-    <w:basedOn w:val="903"/>
-    <w:link w:val="908"/>
+    <w:basedOn w:val="905"/>
+    <w:link w:val="910"/>
     <w:uiPriority w:val="99"/>
     <w:pPr>
       <w:pBdr/>
@@ -32400,10 +32417,10 @@
       <w:lang w:val="en-US" w:eastAsia="ru-RU"/>
     </w:rPr>
   </w:style>
-  <w:style w:type="character" w:styleId="910" w:customStyle="1">
+  <w:style w:type="character" w:styleId="912" w:customStyle="1">
     <w:name w:val="Заголовок 2 Знак"/>
-    <w:basedOn w:val="903"/>
-    <w:link w:val="901"/>
+    <w:basedOn w:val="905"/>
+    <w:link w:val="903"/>
     <w:uiPriority w:val="99"/>
     <w:pPr>
       <w:pBdr/>
@@ -32421,10 +32438,10 @@
       <w:lang w:val="en-US" w:eastAsia="ru-RU"/>
     </w:rPr>
   </w:style>
-  <w:style w:type="character" w:styleId="911" w:customStyle="1">
+  <w:style w:type="character" w:styleId="913" w:customStyle="1">
     <w:name w:val="Заголовок 4 Знак"/>
-    <w:basedOn w:val="903"/>
-    <w:link w:val="902"/>
+    <w:basedOn w:val="905"/>
+    <w:link w:val="904"/>
     <w:pPr>
       <w:pBdr/>
       <w:spacing/>
@@ -32439,9 +32456,9 @@
       <w:lang w:eastAsia="ru-RU"/>
     </w:rPr>
   </w:style>
-  <w:style w:type="paragraph" w:styleId="912">
+  <w:style w:type="paragraph" w:styleId="914">
     <w:name w:val="List Paragraph"/>
-    <w:basedOn w:val="900"/>
+    <w:basedOn w:val="902"/>
     <w:uiPriority w:val="34"/>
     <w:qFormat/>
     <w:pPr>
@@ -32451,10 +32468,10 @@
       <w:contextualSpacing w:val="true"/>
     </w:pPr>
   </w:style>
-  <w:style w:type="paragraph" w:styleId="913">
+  <w:style w:type="paragraph" w:styleId="915">
     <w:name w:val="Balloon Text"/>
-    <w:basedOn w:val="900"/>
-    <w:link w:val="914"/>
+    <w:basedOn w:val="902"/>
+    <w:link w:val="916"/>
     <w:uiPriority w:val="99"/>
     <w:semiHidden/>
     <w:unhideWhenUsed/>
@@ -32469,10 +32486,10 @@
       <w:szCs w:val="18"/>
     </w:rPr>
   </w:style>
-  <w:style w:type="character" w:styleId="914" w:customStyle="1">
+  <w:style w:type="character" w:styleId="916" w:customStyle="1">
     <w:name w:val="Текст выноски Знак"/>
-    <w:basedOn w:val="903"/>
-    <w:link w:val="913"/>
+    <w:basedOn w:val="905"/>
+    <w:link w:val="915"/>
     <w:uiPriority w:val="99"/>
     <w:semiHidden/>
     <w:pPr>
@@ -32486,9 +32503,9 @@
       <w:szCs w:val="18"/>
     </w:rPr>
   </w:style>
-  <w:style w:type="character" w:styleId="915">
+  <w:style w:type="character" w:styleId="917">
     <w:name w:val="annotation reference"/>
-    <w:basedOn w:val="903"/>
+    <w:basedOn w:val="905"/>
     <w:uiPriority w:val="99"/>
     <w:semiHidden/>
     <w:unhideWhenUsed/>
@@ -32502,10 +32519,10 @@
       <w:szCs w:val="16"/>
     </w:rPr>
   </w:style>
-  <w:style w:type="paragraph" w:styleId="916">
+  <w:style w:type="paragraph" w:styleId="918">
     <w:name w:val="annotation text"/>
-    <w:basedOn w:val="900"/>
-    <w:link w:val="917"/>
+    <w:basedOn w:val="902"/>
+    <w:link w:val="919"/>
     <w:uiPriority w:val="99"/>
     <w:semiHidden/>
     <w:unhideWhenUsed/>
@@ -32519,10 +32536,10 @@
       <w:szCs w:val="20"/>
     </w:rPr>
   </w:style>
-  <w:style w:type="character" w:styleId="917" w:customStyle="1">
+  <w:style w:type="character" w:styleId="919" w:customStyle="1">
     <w:name w:val="Текст примечания Знак"/>
-    <w:basedOn w:val="903"/>
-    <w:link w:val="916"/>
+    <w:basedOn w:val="905"/>
+    <w:link w:val="918"/>
     <w:uiPriority w:val="99"/>
     <w:semiHidden/>
     <w:pPr>
@@ -32536,9 +32553,9 @@
       <w:szCs w:val="20"/>
     </w:rPr>
   </w:style>
-  <w:style w:type="paragraph" w:styleId="918">
+  <w:style w:type="paragraph" w:styleId="920">
     <w:name w:val="Normal (Web)"/>
-    <w:basedOn w:val="900"/>
+    <w:basedOn w:val="902"/>
     <w:uiPriority w:val="99"/>
     <w:unhideWhenUsed/>
     <w:pPr>
